--- a/seminar/רשימת-מאמרים-שפיטים.docx
+++ b/seminar/רשימת-מאמרים-שפיטים.docx
@@ -206,15 +206,18 @@
         <w:spacing w:after="120" w:line="360"/>
         <w:jc w:val="left"/>
       </w:pPr>
-      <w:r>
-        <w:rPr>
-          <w:rFonts w:ascii="David" w:cs="David" w:eastAsia="David" w:hAnsi="David"/>
-          <w:color w:val="1F4E79"/>
-          <w:sz w:val="22"/>
-          <w:szCs w:val="22"/>
-        </w:rPr>
-        <w:t xml:space="preserve">https://library.osu.edu/projects/hebrew-lexicon/99995-files/99995095/99995095-004/99995095-004-020-041.pdf</w:t>
-      </w:r>
+      <w:hyperlink w:history="1" r:id="rIdvjtre6ydpdwjucsggboe7">
+        <w:r>
+          <w:rPr>
+            <w:rFonts w:ascii="David" w:cs="David" w:eastAsia="David" w:hAnsi="David"/>
+            <w:color w:val="0563C1"/>
+            <w:sz w:val="24"/>
+            <w:szCs w:val="24"/>
+            <w:u w:val="single"/>
+          </w:rPr>
+          <w:t xml:space="preserve">https://library.osu.edu/projects/hebrew-lexicon/99995-files/99995095/99995095-004/99995095-004-020-041.pdf</w:t>
+        </w:r>
+      </w:hyperlink>
     </w:p>
     <w:p>
       <w:pPr>
@@ -385,15 +388,18 @@
         <w:spacing w:after="120" w:line="360"/>
         <w:jc w:val="left"/>
       </w:pPr>
-      <w:r>
-        <w:rPr>
-          <w:rFonts w:ascii="David" w:cs="David" w:eastAsia="David" w:hAnsi="David"/>
-          <w:color w:val="1F4E79"/>
-          <w:sz w:val="22"/>
-          <w:szCs w:val="22"/>
-        </w:rPr>
-        <w:t xml:space="preserve">https://kitvei-et.efshar.org.il/wp-content/uploads/Mifgash-41-05-בשני-צירים-אבל-הורים-ואחים-כהן.pdf</w:t>
-      </w:r>
+      <w:hyperlink w:history="1" r:id="rId839i-ohtlvbuuogfec1ux">
+        <w:r>
+          <w:rPr>
+            <w:rFonts w:ascii="David" w:cs="David" w:eastAsia="David" w:hAnsi="David"/>
+            <w:color w:val="0563C1"/>
+            <w:sz w:val="24"/>
+            <w:szCs w:val="24"/>
+            <w:u w:val="single"/>
+          </w:rPr>
+          <w:t xml:space="preserve">https://kitvei-et.efshar.org.il/wp-content/uploads/Mifgash-41-05-בשני-צירים-אבל-הורים-ואחים-כהן.pdf</w:t>
+        </w:r>
+      </w:hyperlink>
     </w:p>
     <w:p>
       <w:pPr>
@@ -560,15 +566,18 @@
         <w:spacing w:after="120" w:line="360"/>
         <w:jc w:val="left"/>
       </w:pPr>
-      <w:r>
-        <w:rPr>
-          <w:rFonts w:ascii="David" w:cs="David" w:eastAsia="David" w:hAnsi="David"/>
-          <w:color w:val="1F4E79"/>
-          <w:sz w:val="22"/>
-          <w:szCs w:val="22"/>
-        </w:rPr>
-        <w:t xml:space="preserve">http://www.aajs.org.au/wp-content/uploads/2020/03/AJJSvol32_Abramovich_21-33.pdf</w:t>
-      </w:r>
+      <w:hyperlink w:history="1" r:id="rIdhay_udttksp1rbxgueaju">
+        <w:r>
+          <w:rPr>
+            <w:rFonts w:ascii="David" w:cs="David" w:eastAsia="David" w:hAnsi="David"/>
+            <w:color w:val="0563C1"/>
+            <w:sz w:val="24"/>
+            <w:szCs w:val="24"/>
+            <w:u w:val="single"/>
+          </w:rPr>
+          <w:t xml:space="preserve">http://www.aajs.org.au/wp-content/uploads/2020/03/AJJSvol32_Abramovich_21-33.pdf</w:t>
+        </w:r>
+      </w:hyperlink>
     </w:p>
     <w:p>
       <w:pPr>
@@ -735,15 +744,18 @@
         <w:spacing w:after="120" w:line="360"/>
         <w:jc w:val="left"/>
       </w:pPr>
-      <w:r>
-        <w:rPr>
-          <w:rFonts w:ascii="David" w:cs="David" w:eastAsia="David" w:hAnsi="David"/>
-          <w:color w:val="1F4E79"/>
-          <w:sz w:val="22"/>
-          <w:szCs w:val="22"/>
-        </w:rPr>
-        <w:t xml:space="preserve">https://in.bgu.ac.il/en/heksherim/BGU%20Review%202018/Adia-Mendelson-Maoz-BGUR.pdf</w:t>
-      </w:r>
+      <w:hyperlink w:history="1" r:id="rIdaa8rbu44ael1z3def35ru">
+        <w:r>
+          <w:rPr>
+            <w:rFonts w:ascii="David" w:cs="David" w:eastAsia="David" w:hAnsi="David"/>
+            <w:color w:val="0563C1"/>
+            <w:sz w:val="24"/>
+            <w:szCs w:val="24"/>
+            <w:u w:val="single"/>
+          </w:rPr>
+          <w:t xml:space="preserve">https://in.bgu.ac.il/en/heksherim/BGU%20Review%202018/Adia-Mendelson-Maoz-BGUR.pdf</w:t>
+        </w:r>
+      </w:hyperlink>
     </w:p>
     <w:p>
       <w:pPr>
@@ -910,15 +922,18 @@
         <w:spacing w:after="120" w:line="360"/>
         <w:jc w:val="left"/>
       </w:pPr>
-      <w:r>
-        <w:rPr>
-          <w:rFonts w:ascii="David" w:cs="David" w:eastAsia="David" w:hAnsi="David"/>
-          <w:color w:val="1F4E79"/>
-          <w:sz w:val="22"/>
-          <w:szCs w:val="22"/>
-        </w:rPr>
-        <w:t xml:space="preserve">https://doi.org/10.3390/h9040137</w:t>
-      </w:r>
+      <w:hyperlink w:history="1" r:id="rIdbdy6ipn1sxtcxqdmc-rer">
+        <w:r>
+          <w:rPr>
+            <w:rFonts w:ascii="David" w:cs="David" w:eastAsia="David" w:hAnsi="David"/>
+            <w:color w:val="0563C1"/>
+            <w:sz w:val="24"/>
+            <w:szCs w:val="24"/>
+            <w:u w:val="single"/>
+          </w:rPr>
+          <w:t xml:space="preserve">https://doi.org/10.3390/h9040137</w:t>
+        </w:r>
+      </w:hyperlink>
     </w:p>
     <w:p>
       <w:pPr>
@@ -1085,15 +1100,18 @@
         <w:spacing w:after="120" w:line="360"/>
         <w:jc w:val="left"/>
       </w:pPr>
-      <w:r>
-        <w:rPr>
-          <w:rFonts w:ascii="David" w:cs="David" w:eastAsia="David" w:hAnsi="David"/>
-          <w:color w:val="1F4E79"/>
-          <w:sz w:val="22"/>
-          <w:szCs w:val="22"/>
-        </w:rPr>
-        <w:t xml:space="preserve">https://www.bgu.ac.il/media/zpjot1iw/yigal-schwartz-bgur.pdf</w:t>
-      </w:r>
+      <w:hyperlink w:history="1" r:id="rIdcdnnj3fzxxaz-wvbx94r3">
+        <w:r>
+          <w:rPr>
+            <w:rFonts w:ascii="David" w:cs="David" w:eastAsia="David" w:hAnsi="David"/>
+            <w:color w:val="0563C1"/>
+            <w:sz w:val="24"/>
+            <w:szCs w:val="24"/>
+            <w:u w:val="single"/>
+          </w:rPr>
+          <w:t xml:space="preserve">https://www.bgu.ac.il/media/zpjot1iw/yigal-schwartz-bgur.pdf</w:t>
+        </w:r>
+      </w:hyperlink>
     </w:p>
     <w:p>
       <w:pPr>
@@ -1273,15 +1291,18 @@
         <w:spacing w:after="80" w:line="360"/>
         <w:jc w:val="left"/>
       </w:pPr>
-      <w:r>
-        <w:rPr>
-          <w:rFonts w:ascii="David" w:cs="David" w:eastAsia="David" w:hAnsi="David"/>
-          <w:color w:val="1F4E79"/>
-          <w:sz w:val="22"/>
-          <w:szCs w:val="22"/>
-        </w:rPr>
-        <w:t xml:space="preserve">https://in.bgu.ac.il/en/heksherim/BGU%20Review%202018/Nurit-Buchweitz-BGUR.pdf</w:t>
-      </w:r>
+      <w:hyperlink w:history="1" r:id="rIdtj_lroczauh0jofqawcsi">
+        <w:r>
+          <w:rPr>
+            <w:rFonts w:ascii="David" w:cs="David" w:eastAsia="David" w:hAnsi="David"/>
+            <w:color w:val="0563C1"/>
+            <w:sz w:val="24"/>
+            <w:szCs w:val="24"/>
+            <w:u w:val="single"/>
+          </w:rPr>
+          <w:t xml:space="preserve">https://in.bgu.ac.il/en/heksherim/BGU%20Review%202018/Nurit-Buchweitz-BGUR.pdf</w:t>
+        </w:r>
+      </w:hyperlink>
     </w:p>
     <w:p>
       <w:pPr>
@@ -1394,15 +1415,18 @@
         <w:spacing w:after="80" w:line="360"/>
         <w:jc w:val="left"/>
       </w:pPr>
-      <w:r>
-        <w:rPr>
-          <w:rFonts w:ascii="David" w:cs="David" w:eastAsia="David" w:hAnsi="David"/>
-          <w:color w:val="1F4E79"/>
-          <w:sz w:val="22"/>
-          <w:szCs w:val="22"/>
-        </w:rPr>
-        <w:t xml:space="preserve">https://arcade.stanford.edu/dibur/sense-no-ending-part-2-etgar-keret-and-changing-concept-time-contemporary-hebrew-literature</w:t>
-      </w:r>
+      <w:hyperlink w:history="1" r:id="rIdezrre8q9-nzqumvgwxgv0">
+        <w:r>
+          <w:rPr>
+            <w:rFonts w:ascii="David" w:cs="David" w:eastAsia="David" w:hAnsi="David"/>
+            <w:color w:val="0563C1"/>
+            <w:sz w:val="24"/>
+            <w:szCs w:val="24"/>
+            <w:u w:val="single"/>
+          </w:rPr>
+          <w:t xml:space="preserve">https://arcade.stanford.edu/dibur/sense-no-ending-part-2-etgar-keret-and-changing-concept-time-contemporary-hebrew-literature</w:t>
+        </w:r>
+      </w:hyperlink>
     </w:p>
     <w:p>
       <w:pPr>
@@ -1515,15 +1539,18 @@
         <w:spacing w:after="80" w:line="360"/>
         <w:jc w:val="left"/>
       </w:pPr>
-      <w:r>
-        <w:rPr>
-          <w:rFonts w:ascii="David" w:cs="David" w:eastAsia="David" w:hAnsi="David"/>
-          <w:color w:val="1F4E79"/>
-          <w:sz w:val="22"/>
-          <w:szCs w:val="22"/>
-        </w:rPr>
-        <w:t xml:space="preserve">https://www.academia.edu/28109304/Etgar_Keret_The_Minimal_Metaphysical_Origin</w:t>
-      </w:r>
+      <w:hyperlink w:history="1" r:id="rIdb-yvloqsb4tvwxeav4yvv">
+        <w:r>
+          <w:rPr>
+            <w:rFonts w:ascii="David" w:cs="David" w:eastAsia="David" w:hAnsi="David"/>
+            <w:color w:val="0563C1"/>
+            <w:sz w:val="24"/>
+            <w:szCs w:val="24"/>
+            <w:u w:val="single"/>
+          </w:rPr>
+          <w:t xml:space="preserve">https://www.academia.edu/28109304/Etgar_Keret_The_Minimal_Metaphysical_Origin</w:t>
+        </w:r>
+      </w:hyperlink>
     </w:p>
     <w:p>
       <w:pPr>
@@ -1640,15 +1667,18 @@
         <w:spacing w:after="80" w:line="360"/>
         <w:jc w:val="left"/>
       </w:pPr>
-      <w:r>
-        <w:rPr>
-          <w:rFonts w:ascii="David" w:cs="David" w:eastAsia="David" w:hAnsi="David"/>
-          <w:color w:val="1F4E79"/>
-          <w:sz w:val="22"/>
-          <w:szCs w:val="22"/>
-        </w:rPr>
-        <w:t xml:space="preserve">https://www.jstor.org/journal/dapimlemehkarbes</w:t>
-      </w:r>
+      <w:hyperlink w:history="1" r:id="rIdtrijkmugj75wbbjfdg8hn">
+        <w:r>
+          <w:rPr>
+            <w:rFonts w:ascii="David" w:cs="David" w:eastAsia="David" w:hAnsi="David"/>
+            <w:color w:val="0563C1"/>
+            <w:sz w:val="24"/>
+            <w:szCs w:val="24"/>
+            <w:u w:val="single"/>
+          </w:rPr>
+          <w:t xml:space="preserve">https://www.jstor.org/journal/dapimlemehkarbes</w:t>
+        </w:r>
+      </w:hyperlink>
     </w:p>
     <w:p>
       <w:pPr>
@@ -1761,15 +1791,18 @@
         <w:spacing w:after="80" w:line="360"/>
         <w:jc w:val="left"/>
       </w:pPr>
-      <w:r>
-        <w:rPr>
-          <w:rFonts w:ascii="David" w:cs="David" w:eastAsia="David" w:hAnsi="David"/>
-          <w:color w:val="1F4E79"/>
-          <w:sz w:val="22"/>
-          <w:szCs w:val="22"/>
-        </w:rPr>
-        <w:t xml:space="preserve">https://www.academia.edu/11858873/Love_Suddenly_Etgar_Keret_Invents_Hebrew_Romance</w:t>
-      </w:r>
+      <w:hyperlink w:history="1" r:id="rIdpedaiysxs1g2jeg714c0q">
+        <w:r>
+          <w:rPr>
+            <w:rFonts w:ascii="David" w:cs="David" w:eastAsia="David" w:hAnsi="David"/>
+            <w:color w:val="0563C1"/>
+            <w:sz w:val="24"/>
+            <w:szCs w:val="24"/>
+            <w:u w:val="single"/>
+          </w:rPr>
+          <w:t xml:space="preserve">https://www.academia.edu/11858873/Love_Suddenly_Etgar_Keret_Invents_Hebrew_Romance</w:t>
+        </w:r>
+      </w:hyperlink>
     </w:p>
     <w:p>
       <w:pPr>
@@ -1882,15 +1915,18 @@
         <w:spacing w:after="80" w:line="360"/>
         <w:jc w:val="left"/>
       </w:pPr>
-      <w:r>
-        <w:rPr>
-          <w:rFonts w:ascii="David" w:cs="David" w:eastAsia="David" w:hAnsi="David"/>
-          <w:color w:val="1F4E79"/>
-          <w:sz w:val="22"/>
-          <w:szCs w:val="22"/>
-        </w:rPr>
-        <w:t xml:space="preserve">https://doi.org/10.1080/074811899200731</w:t>
-      </w:r>
+      <w:hyperlink w:history="1" r:id="rIdlux7gvnoawqublufm3e1e">
+        <w:r>
+          <w:rPr>
+            <w:rFonts w:ascii="David" w:cs="David" w:eastAsia="David" w:hAnsi="David"/>
+            <w:color w:val="0563C1"/>
+            <w:sz w:val="24"/>
+            <w:szCs w:val="24"/>
+            <w:u w:val="single"/>
+          </w:rPr>
+          <w:t xml:space="preserve">https://doi.org/10.1080/074811899200731</w:t>
+        </w:r>
+      </w:hyperlink>
     </w:p>
     <w:p>
       <w:pPr>

--- a/seminar/רשימת-מאמרים-שפיטים.docx
+++ b/seminar/רשימת-מאמרים-שפיטים.docx
@@ -69,7 +69,7 @@
           <w:szCs w:val="24"/>
           <w:rtl/>
         </w:rPr>
-        <w:t xml:space="preserve">כל הפרטים הביבליוגרפיים אומתו מול אתרי כתבי העת ומאגרי המידע. שני פרטים דורשים השלמה ידנית מן ה-PDF: מספרי העמודים של מאמרה של כהן (2015) ונוסח הכותרת המדויק של Buchweitz (2018).</w:t>
+        <w:t xml:space="preserve">הפרטים הביבליוגרפיים של ששת המאמרים אומתו מול קובצי ה-PDF המלאים. פרט אחד ברשימת החלופות דורש אימות: נוסח הכותרת המדויק של Buchweitz (2018).</w:t>
       </w:r>
     </w:p>
     <w:p>
@@ -107,7 +107,7 @@
           <w:szCs w:val="28"/>
           <w:rtl/>
         </w:rPr>
-        <w:t xml:space="preserve">1. קצמן, 2005</w:t>
+        <w:t xml:space="preserve">1. כצמן, 2005</w:t>
       </w:r>
     </w:p>
     <w:p>
@@ -124,7 +124,7 @@
           <w:szCs w:val="24"/>
           <w:rtl/>
         </w:rPr>
-        <w:t xml:space="preserve">קצמן, ר' (2005). געגועים למיתוס: אישיות, אתיקה ואידאולוגיה במיתופואסיס הפוסטמודרני של אתגר קרת. </w:t>
+        <w:t xml:space="preserve">כצמן, ר' (2005). געגועים למיתוס: אישיות, אתיקה ואידיאולוגיה במיתופואסיס הפוסטמודרני של אתגר קרת. </w:t>
       </w:r>
       <w:r>
         <w:rPr>
@@ -206,7 +206,7 @@
         <w:spacing w:after="120" w:line="360"/>
         <w:jc w:val="left"/>
       </w:pPr>
-      <w:hyperlink w:history="1" r:id="rIdvjtre6ydpdwjucsggboe7">
+      <w:hyperlink w:history="1" r:id="rIdlyqtxa0zxks_gkykwhxdd">
         <w:r>
           <w:rPr>
             <w:rFonts w:ascii="David" w:cs="David" w:eastAsia="David" w:hAnsi="David"/>
@@ -243,7 +243,7 @@
           <w:szCs w:val="24"/>
           <w:rtl/>
         </w:rPr>
-        <w:t xml:space="preserve">הדמויות של קרת בונות לעצמן עולם פרטי בעל חוקים משלו כתגובה למציאות מאיימת. מתאים לניתוח הבית הסגור של האב ב"האנשים החלולים" ולמינימליזם של הסופר האמריקאי ב"מי כמונו יודע".</w:t>
+        <w:t xml:space="preserve">המאמר מנתח את "האנשים החלולים" עצמו (עמ' 31-36): המיתוסים של קרת אינם סדר ואינם תשובה אלא "הרמוניה ללא סדר", היכולת לחיות בעיה בלי לפתור אותה; "רטוריקת הסתמיות של אבא"; חרדת החזרות בלשון המספר; חזרת החלולים על מילות האב כגניבת קול (בעקבות גאנס). מקור מרכזי לפרק 2.</w:t>
       </w:r>
     </w:p>
     <w:p>
@@ -326,7 +326,7 @@
           <w:szCs w:val="24"/>
           <w:rtl/>
         </w:rPr>
-        <w:t xml:space="preserve">, כג(41).</w:t>
+        <w:t xml:space="preserve">, כג(41), 97-130.</w:t>
       </w:r>
     </w:p>
     <w:p>
@@ -380,7 +380,7 @@
           <w:szCs w:val="24"/>
           <w:rtl/>
         </w:rPr>
-        <w:t xml:space="preserve">PDF מלא וחופשי באתר כתבי העת של אפשר. יש להשלים את מספרי העמודים מן ה-PDF</w:t>
+        <w:t xml:space="preserve">PDF מלא וחופשי באתר כתבי העת של אפשר</w:t>
       </w:r>
     </w:p>
     <w:p>
@@ -388,7 +388,7 @@
         <w:spacing w:after="120" w:line="360"/>
         <w:jc w:val="left"/>
       </w:pPr>
-      <w:hyperlink w:history="1" r:id="rId839i-ohtlvbuuogfec1ux">
+      <w:hyperlink w:history="1" r:id="rIdy5u-ayy_hqpnr6gjjbarr">
         <w:r>
           <w:rPr>
             <w:rFonts w:ascii="David" w:cs="David" w:eastAsia="David" w:hAnsi="David"/>
@@ -425,7 +425,7 @@
           <w:szCs w:val="24"/>
           <w:rtl/>
         </w:rPr>
-        <w:t xml:space="preserve">מחקר על אבל של הורים אחרי מות ילד ועל התקשורת במשפחה השכולה. מאיר את דמות הסופר האמריקאי שאיבד ילד בתאונה, התגרש ובנה לעצמו חיים חדשים, ואת הרעיון שאובדן מפרק זהות משפחתית ומחייב בנייה מחדש.</w:t>
+        <w:t xml:space="preserve">מחקר איכותני על 14 משפחות ישראליות שאיבדו ילד בוגר באופן בלתי צפוי: אבל ההורים טוטלי ומעמיק עם הזמן, אבל האחים פוחת; טאבו משפחתי על דיבור על הכאב (מדברים באנקדוטות); הכאב מדובר בקבוצת שווים מחוץ למשפחה. מסביר את הסופר האמריקאי שאיבד ילד, התגרש ובנה זהות חדשה, ואת השתיקה בבית של שיפמן.</w:t>
       </w:r>
     </w:p>
     <w:p>
@@ -566,7 +566,7 @@
         <w:spacing w:after="120" w:line="360"/>
         <w:jc w:val="left"/>
       </w:pPr>
-      <w:hyperlink w:history="1" r:id="rIdhay_udttksp1rbxgueaju">
+      <w:hyperlink w:history="1" r:id="rIdhd4kv4acao-r6tqwvya6i">
         <w:r>
           <w:rPr>
             <w:rFonts w:ascii="David" w:cs="David" w:eastAsia="David" w:hAnsi="David"/>
@@ -682,7 +682,7 @@
           <w:sz w:val="24"/>
           <w:szCs w:val="24"/>
         </w:rPr>
-        <w:t xml:space="preserve">, Winter 2018.</w:t>
+        <w:t xml:space="preserve">, Winter 2018, 1-24.</w:t>
       </w:r>
     </w:p>
     <w:p>
@@ -744,7 +744,7 @@
         <w:spacing w:after="120" w:line="360"/>
         <w:jc w:val="left"/>
       </w:pPr>
-      <w:hyperlink w:history="1" r:id="rIdaa8rbu44ael1z3def35ru">
+      <w:hyperlink w:history="1" r:id="rIdfjjwdqkemvorc_1t_oa62">
         <w:r>
           <w:rPr>
             <w:rFonts w:ascii="David" w:cs="David" w:eastAsia="David" w:hAnsi="David"/>
@@ -922,7 +922,7 @@
         <w:spacing w:after="120" w:line="360"/>
         <w:jc w:val="left"/>
       </w:pPr>
-      <w:hyperlink w:history="1" r:id="rIdbdy6ipn1sxtcxqdmc-rer">
+      <w:hyperlink w:history="1" r:id="rIdbgk2oufttamdr7lvrubcw">
         <w:r>
           <w:rPr>
             <w:rFonts w:ascii="David" w:cs="David" w:eastAsia="David" w:hAnsi="David"/>
@@ -959,7 +959,7 @@
           <w:szCs w:val="24"/>
           <w:rtl/>
         </w:rPr>
-        <w:t xml:space="preserve">קרת כבן לניצולי שואה: הורשה של טראומה, "השואה הפרטית" של המשפחה מול הזיכרון הממלכתי, יחסי הורים-ילדים וההומור כדרך לחיות עם הכאב. המקור המרכזי ליחסי אב-בן ולהתמודדות בין-דורית.</w:t>
+        <w:t xml:space="preserve">קרת כבן לניצולי שואה: בניגוד ל"משפחות השותקות", הוריו דיברו והכניסו את הזוועה למסגרת כמעט אופטימית; אביו אמר לו שכל מה שעבר נמצא בטווח הרגשות של הבן ("אתה יודע מה זה לפחד"); ההומור כ"נשק של החלשים". המקור המרכזי ליחסי אב-בן ולהתמודדות בין-דורית.</w:t>
       </w:r>
     </w:p>
     <w:p>
@@ -1020,7 +1020,7 @@
           <w:sz w:val="24"/>
           <w:szCs w:val="24"/>
         </w:rPr>
-        <w:t xml:space="preserve">Schwartz, Y. (2018). Stam: The unbearable lightness of banality, or on the nature of Etgar Keret's humor. </w:t>
+        <w:t xml:space="preserve">Schwartz, Y. (2018). "A story or a bullet between the eyes": Etgar Keret: Repetitiveness, morality, and postmodernism. </w:t>
       </w:r>
       <w:r>
         <w:rPr>
@@ -1038,7 +1038,7 @@
           <w:sz w:val="24"/>
           <w:szCs w:val="24"/>
         </w:rPr>
-        <w:t xml:space="preserve">, Winter 2018.</w:t>
+        <w:t xml:space="preserve">, Winter 2018, 1-24. (Original work published 2017 in Hebrew Studies, 58, 425-443)</w:t>
       </w:r>
     </w:p>
     <w:p>
@@ -1100,7 +1100,7 @@
         <w:spacing w:after="120" w:line="360"/>
         <w:jc w:val="left"/>
       </w:pPr>
-      <w:hyperlink w:history="1" r:id="rIdcdnnj3fzxxaz-wvbx94r3">
+      <w:hyperlink w:history="1" r:id="rIdaamqhlf3i5g3chxrj7jzv">
         <w:r>
           <w:rPr>
             <w:rFonts w:ascii="David" w:cs="David" w:eastAsia="David" w:hAnsi="David"/>
@@ -1137,7 +1137,7 @@
           <w:szCs w:val="24"/>
           <w:rtl/>
         </w:rPr>
-        <w:t xml:space="preserve">המילה "סתם" וההומור של קרת כחשיבה לא-קורבנית: לצחוק על מה שאי אפשר לשנות. מפתח לקריאת "סתם קולות", "סתם, ממש סתם" ב"האנשים החלולים", ולסיום הצוואר ב"מי כמונו יודע".</w:t>
+        <w:t xml:space="preserve">האסטרטגיה המרכזית של קרת: חזרה מכנית (הד, לולאה) לצד סטייה קטנה ומקרית, "מוטציה נרטיבית", שעוצרת את הלולאה ופותחת מרחב אתי. מזכיר את "האנשים החלולים" ומצטט את כצמן על גניבת הקול. מפתח לשרשרת ההדים בסיפור המוקדם, לנוסחה "ומי כמונו יודע" ולצוואר כמוטציה.</w:t>
       </w:r>
     </w:p>
     <w:p>
@@ -1291,7 +1291,7 @@
         <w:spacing w:after="80" w:line="360"/>
         <w:jc w:val="left"/>
       </w:pPr>
-      <w:hyperlink w:history="1" r:id="rIdtj_lroczauh0jofqawcsi">
+      <w:hyperlink w:history="1" r:id="rIdrtmjfr6cnho8qovq-uody">
         <w:r>
           <w:rPr>
             <w:rFonts w:ascii="David" w:cs="David" w:eastAsia="David" w:hAnsi="David"/>
@@ -1415,7 +1415,7 @@
         <w:spacing w:after="80" w:line="360"/>
         <w:jc w:val="left"/>
       </w:pPr>
-      <w:hyperlink w:history="1" r:id="rIdezrre8q9-nzqumvgwxgv0">
+      <w:hyperlink w:history="1" r:id="rIdn7wmrrrrofzmpy5sei0dm">
         <w:r>
           <w:rPr>
             <w:rFonts w:ascii="David" w:cs="David" w:eastAsia="David" w:hAnsi="David"/>
@@ -1539,7 +1539,7 @@
         <w:spacing w:after="80" w:line="360"/>
         <w:jc w:val="left"/>
       </w:pPr>
-      <w:hyperlink w:history="1" r:id="rIdb-yvloqsb4tvwxeav4yvv">
+      <w:hyperlink w:history="1" r:id="rIdxal7r0vcyglbfouanyaq_">
         <w:r>
           <w:rPr>
             <w:rFonts w:ascii="David" w:cs="David" w:eastAsia="David" w:hAnsi="David"/>
@@ -1667,7 +1667,7 @@
         <w:spacing w:after="80" w:line="360"/>
         <w:jc w:val="left"/>
       </w:pPr>
-      <w:hyperlink w:history="1" r:id="rIdtrijkmugj75wbbjfdg8hn">
+      <w:hyperlink w:history="1" r:id="rIdgwzwhmjpfj_rljchvhqvu">
         <w:r>
           <w:rPr>
             <w:rFonts w:ascii="David" w:cs="David" w:eastAsia="David" w:hAnsi="David"/>
@@ -1791,7 +1791,7 @@
         <w:spacing w:after="80" w:line="360"/>
         <w:jc w:val="left"/>
       </w:pPr>
-      <w:hyperlink w:history="1" r:id="rIdpedaiysxs1g2jeg714c0q">
+      <w:hyperlink w:history="1" r:id="rId_pxlhatsebcs48d5nji0o">
         <w:r>
           <w:rPr>
             <w:rFonts w:ascii="David" w:cs="David" w:eastAsia="David" w:hAnsi="David"/>
@@ -1915,7 +1915,7 @@
         <w:spacing w:after="80" w:line="360"/>
         <w:jc w:val="left"/>
       </w:pPr>
-      <w:hyperlink w:history="1" r:id="rIdlux7gvnoawqublufm3e1e">
+      <w:hyperlink w:history="1" r:id="rId9vxgksp2pbo-hgszpwyhc">
         <w:r>
           <w:rPr>
             <w:rFonts w:ascii="David" w:cs="David" w:eastAsia="David" w:hAnsi="David"/>
@@ -2029,7 +2029,7 @@
           <w:szCs w:val="24"/>
           <w:rtl/>
         </w:rPr>
-        <w:t xml:space="preserve">, כג(41), עמ' ___–___. https://kitvei-et.efshar.org.il</w:t>
+        <w:t xml:space="preserve">, כג(41), 97-130.</w:t>
       </w:r>
     </w:p>
     <w:p>
@@ -2046,7 +2046,7 @@
           <w:szCs w:val="24"/>
           <w:rtl/>
         </w:rPr>
-        <w:t xml:space="preserve">קצמן, ר' (2005). געגועים למיתוס: אישיות, אתיקה ואידאולוגיה במיתופואסיס הפוסטמודרני של אתגר קרת. </w:t>
+        <w:t xml:space="preserve">כצמן, ר' (2005). געגועים למיתוס: אישיות, אתיקה ואידיאולוגיה במיתופואסיס הפוסטמודרני של אתגר קרת. </w:t>
       </w:r>
       <w:r>
         <w:rPr>
@@ -2066,7 +2066,7 @@
           <w:szCs w:val="24"/>
           <w:rtl/>
         </w:rPr>
-        <w:t xml:space="preserve">, ד, 20–41.</w:t>
+        <w:t xml:space="preserve">, ד, 20-41.</w:t>
       </w:r>
     </w:p>
     <w:p>
@@ -2103,7 +2103,7 @@
           <w:szCs w:val="24"/>
           <w:rtl/>
         </w:rPr>
-        <w:t xml:space="preserve"> (עמ' ___–___). זמורה-ביתן.</w:t>
+        <w:t xml:space="preserve"> (עמ' 16-17). זמורה-ביתן.</w:t>
       </w:r>
     </w:p>
     <w:p>
@@ -2254,7 +2254,7 @@
           <w:sz w:val="24"/>
           <w:szCs w:val="24"/>
         </w:rPr>
-        <w:t xml:space="preserve">Schwartz, Y. (2018). Stam: The unbearable lightness of banality, or on the nature of Etgar Keret's humor. </w:t>
+        <w:t xml:space="preserve">Schwartz, Y. (2018). "A story or a bullet between the eyes": Etgar Keret: Repetitiveness, morality, and postmodernism. </w:t>
       </w:r>
       <w:r>
         <w:rPr>
@@ -2272,7 +2272,7 @@
           <w:sz w:val="24"/>
           <w:szCs w:val="24"/>
         </w:rPr>
-        <w:t xml:space="preserve">, Winter 2018. https://www.bgu.ac.il/media/zpjot1iw/yigal-schwartz-bgur.pdf</w:t>
+        <w:t xml:space="preserve">, Winter 2018, 1-24. (Original work published 2017 in Hebrew Studies, 58, 425-443)</w:t>
       </w:r>
     </w:p>
     <w:p>
@@ -2312,7 +2312,7 @@
           <w:szCs w:val="24"/>
           <w:rtl/>
         </w:rPr>
-        <w:t xml:space="preserve">בסוגריים: (קצמן, 2005); (כהן, 2015); (Schwartz, 2018); (Omer-Sherman, 2020).</w:t>
+        <w:t xml:space="preserve">בסוגריים: (כצמן, 2005); (כהן, 2015); (Schwartz, 2018); (Omer-Sherman, 2020).</w:t>
       </w:r>
     </w:p>
     <w:p>
@@ -2333,7 +2333,7 @@
           <w:szCs w:val="24"/>
           <w:rtl/>
         </w:rPr>
-        <w:t xml:space="preserve">בנראטיב: קצמן (2005) טוען כי...; מנדלסון-מעוז (Mendelson-Maoz, 2018) מראה ש...</w:t>
+        <w:t xml:space="preserve">בנראטיב: כצמן (2005) טוען כי...; מנדלסון-מעוז (Mendelson-Maoz, 2018) מראה ש...</w:t>
       </w:r>
     </w:p>
     <w:p>
@@ -2354,7 +2354,7 @@
           <w:szCs w:val="24"/>
           <w:rtl/>
         </w:rPr>
-        <w:t xml:space="preserve">ציטוט ישיר מן הסיפור: "אין ממה לפחד, זה בסך הכול האנשים החלולים" (קרת, 1994, עמ' __).</w:t>
+        <w:t xml:space="preserve">ציטוט ישיר מן הסיפור: "אין ממה לפחד, זה בסך הכול האנשים החלולים" (קרת, 1994, עמ' 16).</w:t>
       </w:r>
     </w:p>
     <w:sectPr>

--- a/seminar/רשימת-מאמרים-שפיטים.docx
+++ b/seminar/רשימת-מאמרים-שפיטים.docx
@@ -13,9 +13,11 @@
           <w:rFonts w:ascii="David" w:cs="David" w:eastAsia="David" w:hAnsi="David"/>
           <w:b/>
           <w:bCs/>
+          <w:noProof/>
           <w:sz w:val="32"/>
           <w:szCs w:val="32"/>
           <w:rtl/>
+          <w:lang w:val="en-US" w:bidi="he-IL"/>
         </w:rPr>
         <w:t xml:space="preserve">רשימת מאמרים שפיטים לעבודת הסמינריון</w:t>
       </w:r>
@@ -29,9 +31,11 @@
       <w:r>
         <w:rPr>
           <w:rFonts w:ascii="David" w:cs="David" w:eastAsia="David" w:hAnsi="David"/>
+          <w:noProof/>
           <w:sz w:val="26"/>
           <w:szCs w:val="26"/>
           <w:rtl/>
+          <w:lang w:val="en-US" w:bidi="he-IL"/>
         </w:rPr>
         <w:t xml:space="preserve">דרכי התמודדות עם קשיים, יחסי אב–בן, אשמה וחרטה בסיפוריו הקצרים של אתגר קרת</w:t>
       </w:r>
@@ -45,9 +49,11 @@
       <w:r>
         <w:rPr>
           <w:rFonts w:ascii="David" w:cs="David" w:eastAsia="David" w:hAnsi="David"/>
-          <w:sz w:val="24"/>
-          <w:szCs w:val="24"/>
-          <w:rtl/>
+          <w:noProof/>
+          <w:sz w:val="24"/>
+          <w:szCs w:val="24"/>
+          <w:rtl/>
+          <w:lang w:val="en-US" w:bidi="he-IL"/>
         </w:rPr>
         <w:t xml:space="preserve">להלן שישה מאמרים שפיטים (לא ספרים ולא פרקי ספרים), שניים בעברית וארבעה באנגלית, שכולם זמינים בטקסט מלא: ארבעה בגישה פתוחה לחלוטין ושניים דרך אתרים אקדמיים חופשיים. כל מאמר מלווה בקישור, בפרטי כתב העת, בהסבר על התרומה לנושא העבודה ובציון הפרקים שבהם ישולב. אחרי הרשימה מופיעים שישה מאמרים חלופיים, חלקם בגישה פתוחה וחלקם דרך ספריית המכללה.</w:t>
       </w:r>
@@ -64,10 +70,12 @@
           <w:rFonts w:ascii="David" w:cs="David" w:eastAsia="David" w:hAnsi="David"/>
           <w:i/>
           <w:iCs/>
+          <w:noProof/>
           <w:color w:val="555555"/>
           <w:sz w:val="24"/>
           <w:szCs w:val="24"/>
           <w:rtl/>
+          <w:lang w:val="en-US" w:bidi="he-IL"/>
         </w:rPr>
         <w:t xml:space="preserve">הפרטים הביבליוגרפיים של ששת המאמרים אומתו מול קובצי ה-PDF המלאים. פרט אחד ברשימת החלופות דורש אימות: נוסח הכותרת המדויק של Buchweitz (2018).</w:t>
       </w:r>
@@ -84,9 +92,11 @@
           <w:rFonts w:ascii="David" w:cs="David" w:eastAsia="David" w:hAnsi="David"/>
           <w:b/>
           <w:bCs/>
+          <w:noProof/>
           <w:sz w:val="32"/>
           <w:szCs w:val="32"/>
           <w:rtl/>
+          <w:lang w:val="en-US" w:bidi="he-IL"/>
         </w:rPr>
         <w:t xml:space="preserve">א. שישה מאמרים עיקריים</w:t>
       </w:r>
@@ -103,9 +113,11 @@
           <w:rFonts w:ascii="David" w:cs="David" w:eastAsia="David" w:hAnsi="David"/>
           <w:b/>
           <w:bCs/>
+          <w:noProof/>
           <w:sz w:val="28"/>
           <w:szCs w:val="28"/>
           <w:rtl/>
+          <w:lang w:val="en-US" w:bidi="he-IL"/>
         </w:rPr>
         <w:t xml:space="preserve">1. כצמן, 2005</w:t>
       </w:r>
@@ -120,9 +132,11 @@
       <w:r>
         <w:rPr>
           <w:rFonts w:ascii="David" w:cs="David" w:eastAsia="David" w:hAnsi="David"/>
-          <w:sz w:val="24"/>
-          <w:szCs w:val="24"/>
-          <w:rtl/>
+          <w:noProof/>
+          <w:sz w:val="24"/>
+          <w:szCs w:val="24"/>
+          <w:rtl/>
+          <w:lang w:val="en-US" w:bidi="he-IL"/>
         </w:rPr>
         <w:t xml:space="preserve">כצמן, ר' (2005). געגועים למיתוס: אישיות, אתיקה ואידיאולוגיה במיתופואסיס הפוסטמודרני של אתגר קרת. </w:t>
       </w:r>
@@ -131,18 +145,22 @@
           <w:rFonts w:ascii="David" w:cs="David" w:eastAsia="David" w:hAnsi="David"/>
           <w:i/>
           <w:iCs/>
-          <w:sz w:val="24"/>
-          <w:szCs w:val="24"/>
-          <w:rtl/>
+          <w:noProof/>
+          <w:sz w:val="24"/>
+          <w:szCs w:val="24"/>
+          <w:rtl/>
+          <w:lang w:val="en-US" w:bidi="he-IL"/>
         </w:rPr>
         <w:t xml:space="preserve">מכאן</w:t>
       </w:r>
       <w:r>
         <w:rPr>
           <w:rFonts w:ascii="David" w:cs="David" w:eastAsia="David" w:hAnsi="David"/>
-          <w:sz w:val="24"/>
-          <w:szCs w:val="24"/>
-          <w:rtl/>
+          <w:noProof/>
+          <w:sz w:val="24"/>
+          <w:szCs w:val="24"/>
+          <w:rtl/>
+          <w:lang w:val="en-US" w:bidi="he-IL"/>
         </w:rPr>
         <w:t xml:space="preserve">, ד, 20–41.</w:t>
       </w:r>
@@ -158,18 +176,22 @@
           <w:rFonts w:ascii="David" w:cs="David" w:eastAsia="David" w:hAnsi="David"/>
           <w:b/>
           <w:bCs/>
-          <w:sz w:val="24"/>
-          <w:szCs w:val="24"/>
-          <w:rtl/>
+          <w:noProof/>
+          <w:sz w:val="24"/>
+          <w:szCs w:val="24"/>
+          <w:rtl/>
+          <w:lang w:val="en-US" w:bidi="he-IL"/>
         </w:rPr>
         <w:t xml:space="preserve">כתב העת: </w:t>
       </w:r>
       <w:r>
         <w:rPr>
           <w:rFonts w:ascii="David" w:cs="David" w:eastAsia="David" w:hAnsi="David"/>
-          <w:sz w:val="24"/>
-          <w:szCs w:val="24"/>
-          <w:rtl/>
+          <w:noProof/>
+          <w:sz w:val="24"/>
+          <w:szCs w:val="24"/>
+          <w:rtl/>
+          <w:lang w:val="en-US" w:bidi="he-IL"/>
         </w:rPr>
         <w:t xml:space="preserve">מכאן – כתב עת לחקר הספרות והתרבות היהודית והישראלית (מכון הקשרים, אוניברסיטת בן-גוריון); שפיט</w:t>
       </w:r>
@@ -185,18 +207,22 @@
           <w:rFonts w:ascii="David" w:cs="David" w:eastAsia="David" w:hAnsi="David"/>
           <w:b/>
           <w:bCs/>
-          <w:sz w:val="24"/>
-          <w:szCs w:val="24"/>
-          <w:rtl/>
+          <w:noProof/>
+          <w:sz w:val="24"/>
+          <w:szCs w:val="24"/>
+          <w:rtl/>
+          <w:lang w:val="en-US" w:bidi="he-IL"/>
         </w:rPr>
         <w:t xml:space="preserve">גישה: </w:t>
       </w:r>
       <w:r>
         <w:rPr>
           <w:rFonts w:ascii="David" w:cs="David" w:eastAsia="David" w:hAnsi="David"/>
-          <w:sz w:val="24"/>
-          <w:szCs w:val="24"/>
-          <w:rtl/>
+          <w:noProof/>
+          <w:sz w:val="24"/>
+          <w:szCs w:val="24"/>
+          <w:rtl/>
+          <w:lang w:val="en-US" w:bidi="he-IL"/>
         </w:rPr>
         <w:t xml:space="preserve">PDF מלא וחופשי בלקסיקון הספרות העברית החדשה (אוניברסיטת אוהיו)</w:t>
       </w:r>
@@ -206,10 +232,11 @@
         <w:spacing w:after="120" w:line="360"/>
         <w:jc w:val="left"/>
       </w:pPr>
-      <w:hyperlink w:history="1" r:id="rIdlyqtxa0zxks_gkykwhxdd">
+      <w:hyperlink w:history="1" r:id="rIdmf_lcr8zqlvokkzvv7pdj">
         <w:r>
           <w:rPr>
             <w:rFonts w:ascii="David" w:cs="David" w:eastAsia="David" w:hAnsi="David"/>
+            <w:noProof/>
             <w:color w:val="0563C1"/>
             <w:sz w:val="24"/>
             <w:szCs w:val="24"/>
@@ -230,18 +257,22 @@
           <w:rFonts w:ascii="David" w:cs="David" w:eastAsia="David" w:hAnsi="David"/>
           <w:b/>
           <w:bCs/>
-          <w:sz w:val="24"/>
-          <w:szCs w:val="24"/>
-          <w:rtl/>
+          <w:noProof/>
+          <w:sz w:val="24"/>
+          <w:szCs w:val="24"/>
+          <w:rtl/>
+          <w:lang w:val="en-US" w:bidi="he-IL"/>
         </w:rPr>
         <w:t xml:space="preserve">תרומה לעבודה: </w:t>
       </w:r>
       <w:r>
         <w:rPr>
           <w:rFonts w:ascii="David" w:cs="David" w:eastAsia="David" w:hAnsi="David"/>
-          <w:sz w:val="24"/>
-          <w:szCs w:val="24"/>
-          <w:rtl/>
+          <w:noProof/>
+          <w:sz w:val="24"/>
+          <w:szCs w:val="24"/>
+          <w:rtl/>
+          <w:lang w:val="en-US" w:bidi="he-IL"/>
         </w:rPr>
         <w:t xml:space="preserve">המאמר מנתח את "האנשים החלולים" עצמו (עמ' 31-36): המיתוסים של קרת אינם סדר ואינם תשובה אלא "הרמוניה ללא סדר", היכולת לחיות בעיה בלי לפתור אותה; "רטוריקת הסתמיות של אבא"; חרדת החזרות בלשון המספר; חזרת החלולים על מילות האב כגניבת קול (בעקבות גאנס). מקור מרכזי לפרק 2.</w:t>
       </w:r>
@@ -257,18 +288,22 @@
           <w:rFonts w:ascii="David" w:cs="David" w:eastAsia="David" w:hAnsi="David"/>
           <w:b/>
           <w:bCs/>
-          <w:sz w:val="24"/>
-          <w:szCs w:val="24"/>
-          <w:rtl/>
+          <w:noProof/>
+          <w:sz w:val="24"/>
+          <w:szCs w:val="24"/>
+          <w:rtl/>
+          <w:lang w:val="en-US" w:bidi="he-IL"/>
         </w:rPr>
         <w:t xml:space="preserve">ישולב בפרקים: </w:t>
       </w:r>
       <w:r>
         <w:rPr>
           <w:rFonts w:ascii="David" w:cs="David" w:eastAsia="David" w:hAnsi="David"/>
-          <w:sz w:val="24"/>
-          <w:szCs w:val="24"/>
-          <w:rtl/>
+          <w:noProof/>
+          <w:sz w:val="24"/>
+          <w:szCs w:val="24"/>
+          <w:rtl/>
+          <w:lang w:val="en-US" w:bidi="he-IL"/>
         </w:rPr>
         <w:t xml:space="preserve">רקע תאורטי (1.4), פרק 2, פרק 3</w:t>
       </w:r>
@@ -285,9 +320,11 @@
           <w:rFonts w:ascii="David" w:cs="David" w:eastAsia="David" w:hAnsi="David"/>
           <w:b/>
           <w:bCs/>
+          <w:noProof/>
           <w:sz w:val="28"/>
           <w:szCs w:val="28"/>
           <w:rtl/>
+          <w:lang w:val="en-US" w:bidi="he-IL"/>
         </w:rPr>
         <w:t xml:space="preserve">2. כהן, 2015</w:t>
       </w:r>
@@ -302,9 +339,11 @@
       <w:r>
         <w:rPr>
           <w:rFonts w:ascii="David" w:cs="David" w:eastAsia="David" w:hAnsi="David"/>
-          <w:sz w:val="24"/>
-          <w:szCs w:val="24"/>
-          <w:rtl/>
+          <w:noProof/>
+          <w:sz w:val="24"/>
+          <w:szCs w:val="24"/>
+          <w:rtl/>
+          <w:lang w:val="en-US" w:bidi="he-IL"/>
         </w:rPr>
         <w:t xml:space="preserve">כהן, ד' (2015). בשני צירים שונים: תהליך האבל והתקשורת של הורים ואחים שכולים לאחר אבדן ילד בוגר. </w:t>
       </w:r>
@@ -313,18 +352,22 @@
           <w:rFonts w:ascii="David" w:cs="David" w:eastAsia="David" w:hAnsi="David"/>
           <w:i/>
           <w:iCs/>
-          <w:sz w:val="24"/>
-          <w:szCs w:val="24"/>
-          <w:rtl/>
+          <w:noProof/>
+          <w:sz w:val="24"/>
+          <w:szCs w:val="24"/>
+          <w:rtl/>
+          <w:lang w:val="en-US" w:bidi="he-IL"/>
         </w:rPr>
         <w:t xml:space="preserve">מפגש לעבודה חינוכית-סוציאלית</w:t>
       </w:r>
       <w:r>
         <w:rPr>
           <w:rFonts w:ascii="David" w:cs="David" w:eastAsia="David" w:hAnsi="David"/>
-          <w:sz w:val="24"/>
-          <w:szCs w:val="24"/>
-          <w:rtl/>
+          <w:noProof/>
+          <w:sz w:val="24"/>
+          <w:szCs w:val="24"/>
+          <w:rtl/>
+          <w:lang w:val="en-US" w:bidi="he-IL"/>
         </w:rPr>
         <w:t xml:space="preserve">, כג(41), 97-130.</w:t>
       </w:r>
@@ -340,18 +383,22 @@
           <w:rFonts w:ascii="David" w:cs="David" w:eastAsia="David" w:hAnsi="David"/>
           <w:b/>
           <w:bCs/>
-          <w:sz w:val="24"/>
-          <w:szCs w:val="24"/>
-          <w:rtl/>
+          <w:noProof/>
+          <w:sz w:val="24"/>
+          <w:szCs w:val="24"/>
+          <w:rtl/>
+          <w:lang w:val="en-US" w:bidi="he-IL"/>
         </w:rPr>
         <w:t xml:space="preserve">כתב העת: </w:t>
       </w:r>
       <w:r>
         <w:rPr>
           <w:rFonts w:ascii="David" w:cs="David" w:eastAsia="David" w:hAnsi="David"/>
-          <w:sz w:val="24"/>
-          <w:szCs w:val="24"/>
-          <w:rtl/>
+          <w:noProof/>
+          <w:sz w:val="24"/>
+          <w:szCs w:val="24"/>
+          <w:rtl/>
+          <w:lang w:val="en-US" w:bidi="he-IL"/>
         </w:rPr>
         <w:t xml:space="preserve">מפגש לעבודה חינוכית-סוציאלית (עמותת אפשר); כתב עת שפיט בין-תחומי</w:t>
       </w:r>
@@ -367,18 +414,22 @@
           <w:rFonts w:ascii="David" w:cs="David" w:eastAsia="David" w:hAnsi="David"/>
           <w:b/>
           <w:bCs/>
-          <w:sz w:val="24"/>
-          <w:szCs w:val="24"/>
-          <w:rtl/>
+          <w:noProof/>
+          <w:sz w:val="24"/>
+          <w:szCs w:val="24"/>
+          <w:rtl/>
+          <w:lang w:val="en-US" w:bidi="he-IL"/>
         </w:rPr>
         <w:t xml:space="preserve">גישה: </w:t>
       </w:r>
       <w:r>
         <w:rPr>
           <w:rFonts w:ascii="David" w:cs="David" w:eastAsia="David" w:hAnsi="David"/>
-          <w:sz w:val="24"/>
-          <w:szCs w:val="24"/>
-          <w:rtl/>
+          <w:noProof/>
+          <w:sz w:val="24"/>
+          <w:szCs w:val="24"/>
+          <w:rtl/>
+          <w:lang w:val="en-US" w:bidi="he-IL"/>
         </w:rPr>
         <w:t xml:space="preserve">PDF מלא וחופשי באתר כתבי העת של אפשר</w:t>
       </w:r>
@@ -388,10 +439,11 @@
         <w:spacing w:after="120" w:line="360"/>
         <w:jc w:val="left"/>
       </w:pPr>
-      <w:hyperlink w:history="1" r:id="rIdy5u-ayy_hqpnr6gjjbarr">
+      <w:hyperlink w:history="1" r:id="rIdgunmjfwt4-t6mqfiwwgzs">
         <w:r>
           <w:rPr>
             <w:rFonts w:ascii="David" w:cs="David" w:eastAsia="David" w:hAnsi="David"/>
+            <w:noProof/>
             <w:color w:val="0563C1"/>
             <w:sz w:val="24"/>
             <w:szCs w:val="24"/>
@@ -412,18 +464,22 @@
           <w:rFonts w:ascii="David" w:cs="David" w:eastAsia="David" w:hAnsi="David"/>
           <w:b/>
           <w:bCs/>
-          <w:sz w:val="24"/>
-          <w:szCs w:val="24"/>
-          <w:rtl/>
+          <w:noProof/>
+          <w:sz w:val="24"/>
+          <w:szCs w:val="24"/>
+          <w:rtl/>
+          <w:lang w:val="en-US" w:bidi="he-IL"/>
         </w:rPr>
         <w:t xml:space="preserve">תרומה לעבודה: </w:t>
       </w:r>
       <w:r>
         <w:rPr>
           <w:rFonts w:ascii="David" w:cs="David" w:eastAsia="David" w:hAnsi="David"/>
-          <w:sz w:val="24"/>
-          <w:szCs w:val="24"/>
-          <w:rtl/>
+          <w:noProof/>
+          <w:sz w:val="24"/>
+          <w:szCs w:val="24"/>
+          <w:rtl/>
+          <w:lang w:val="en-US" w:bidi="he-IL"/>
         </w:rPr>
         <w:t xml:space="preserve">מחקר איכותני על 14 משפחות ישראליות שאיבדו ילד בוגר באופן בלתי צפוי: אבל ההורים טוטלי ומעמיק עם הזמן, אבל האחים פוחת; טאבו משפחתי על דיבור על הכאב (מדברים באנקדוטות); הכאב מדובר בקבוצת שווים מחוץ למשפחה. מסביר את הסופר האמריקאי שאיבד ילד, התגרש ובנה זהות חדשה, ואת השתיקה בבית של שיפמן.</w:t>
       </w:r>
@@ -439,18 +495,22 @@
           <w:rFonts w:ascii="David" w:cs="David" w:eastAsia="David" w:hAnsi="David"/>
           <w:b/>
           <w:bCs/>
-          <w:sz w:val="24"/>
-          <w:szCs w:val="24"/>
-          <w:rtl/>
+          <w:noProof/>
+          <w:sz w:val="24"/>
+          <w:szCs w:val="24"/>
+          <w:rtl/>
+          <w:lang w:val="en-US" w:bidi="he-IL"/>
         </w:rPr>
         <w:t xml:space="preserve">ישולב בפרקים: </w:t>
       </w:r>
       <w:r>
         <w:rPr>
           <w:rFonts w:ascii="David" w:cs="David" w:eastAsia="David" w:hAnsi="David"/>
-          <w:sz w:val="24"/>
-          <w:szCs w:val="24"/>
-          <w:rtl/>
+          <w:noProof/>
+          <w:sz w:val="24"/>
+          <w:szCs w:val="24"/>
+          <w:rtl/>
+          <w:lang w:val="en-US" w:bidi="he-IL"/>
         </w:rPr>
         <w:t xml:space="preserve">רקע תאורטי (1.2), פרק 3, דיון</w:t>
       </w:r>
@@ -467,9 +527,11 @@
           <w:rFonts w:ascii="David" w:cs="David" w:eastAsia="David" w:hAnsi="David"/>
           <w:b/>
           <w:bCs/>
+          <w:noProof/>
           <w:sz w:val="28"/>
           <w:szCs w:val="28"/>
           <w:rtl/>
+          <w:lang w:val="en-US" w:bidi="he-IL"/>
         </w:rPr>
         <w:t xml:space="preserve">3. Abramovich, 2019</w:t>
       </w:r>
@@ -483,8 +545,10 @@
       <w:r>
         <w:rPr>
           <w:rFonts w:ascii="David" w:cs="David" w:eastAsia="David" w:hAnsi="David"/>
-          <w:sz w:val="24"/>
-          <w:szCs w:val="24"/>
+          <w:noProof/>
+          <w:sz w:val="24"/>
+          <w:szCs w:val="24"/>
+          <w:lang w:val="en-US" w:bidi="he-IL"/>
         </w:rPr>
         <w:t xml:space="preserve">Abramovich, D. (2019). Israeli Holocaust memory in a short story by Etgar Keret. </w:t>
       </w:r>
@@ -493,16 +557,20 @@
           <w:rFonts w:ascii="David" w:cs="David" w:eastAsia="David" w:hAnsi="David"/>
           <w:i/>
           <w:iCs/>
-          <w:sz w:val="24"/>
-          <w:szCs w:val="24"/>
+          <w:noProof/>
+          <w:sz w:val="24"/>
+          <w:szCs w:val="24"/>
+          <w:lang w:val="en-US" w:bidi="he-IL"/>
         </w:rPr>
         <w:t xml:space="preserve">Australian Journal of Jewish Studies, 32</w:t>
       </w:r>
       <w:r>
         <w:rPr>
           <w:rFonts w:ascii="David" w:cs="David" w:eastAsia="David" w:hAnsi="David"/>
-          <w:sz w:val="24"/>
-          <w:szCs w:val="24"/>
+          <w:noProof/>
+          <w:sz w:val="24"/>
+          <w:szCs w:val="24"/>
+          <w:lang w:val="en-US" w:bidi="he-IL"/>
         </w:rPr>
         <w:t xml:space="preserve">, 21–33.</w:t>
       </w:r>
@@ -518,18 +586,22 @@
           <w:rFonts w:ascii="David" w:cs="David" w:eastAsia="David" w:hAnsi="David"/>
           <w:b/>
           <w:bCs/>
-          <w:sz w:val="24"/>
-          <w:szCs w:val="24"/>
-          <w:rtl/>
+          <w:noProof/>
+          <w:sz w:val="24"/>
+          <w:szCs w:val="24"/>
+          <w:rtl/>
+          <w:lang w:val="en-US" w:bidi="he-IL"/>
         </w:rPr>
         <w:t xml:space="preserve">כתב העת: </w:t>
       </w:r>
       <w:r>
         <w:rPr>
           <w:rFonts w:ascii="David" w:cs="David" w:eastAsia="David" w:hAnsi="David"/>
-          <w:sz w:val="24"/>
-          <w:szCs w:val="24"/>
-          <w:rtl/>
+          <w:noProof/>
+          <w:sz w:val="24"/>
+          <w:szCs w:val="24"/>
+          <w:rtl/>
+          <w:lang w:val="en-US" w:bidi="he-IL"/>
         </w:rPr>
         <w:t xml:space="preserve">Australian Journal of Jewish Studies; כתב עת שפיט של האגודה האוסטרלית ללימודי יהדות</w:t>
       </w:r>
@@ -545,18 +617,22 @@
           <w:rFonts w:ascii="David" w:cs="David" w:eastAsia="David" w:hAnsi="David"/>
           <w:b/>
           <w:bCs/>
-          <w:sz w:val="24"/>
-          <w:szCs w:val="24"/>
-          <w:rtl/>
+          <w:noProof/>
+          <w:sz w:val="24"/>
+          <w:szCs w:val="24"/>
+          <w:rtl/>
+          <w:lang w:val="en-US" w:bidi="he-IL"/>
         </w:rPr>
         <w:t xml:space="preserve">גישה: </w:t>
       </w:r>
       <w:r>
         <w:rPr>
           <w:rFonts w:ascii="David" w:cs="David" w:eastAsia="David" w:hAnsi="David"/>
-          <w:sz w:val="24"/>
-          <w:szCs w:val="24"/>
-          <w:rtl/>
+          <w:noProof/>
+          <w:sz w:val="24"/>
+          <w:szCs w:val="24"/>
+          <w:rtl/>
+          <w:lang w:val="en-US" w:bidi="he-IL"/>
         </w:rPr>
         <w:t xml:space="preserve">PDF מלא וחופשי באתר האגודה</w:t>
       </w:r>
@@ -566,10 +642,11 @@
         <w:spacing w:after="120" w:line="360"/>
         <w:jc w:val="left"/>
       </w:pPr>
-      <w:hyperlink w:history="1" r:id="rIdhd4kv4acao-r6tqwvya6i">
+      <w:hyperlink w:history="1" r:id="rIdhm7_4n-f6kc7abaxrn_2z">
         <w:r>
           <w:rPr>
             <w:rFonts w:ascii="David" w:cs="David" w:eastAsia="David" w:hAnsi="David"/>
+            <w:noProof/>
             <w:color w:val="0563C1"/>
             <w:sz w:val="24"/>
             <w:szCs w:val="24"/>
@@ -590,18 +667,22 @@
           <w:rFonts w:ascii="David" w:cs="David" w:eastAsia="David" w:hAnsi="David"/>
           <w:b/>
           <w:bCs/>
-          <w:sz w:val="24"/>
-          <w:szCs w:val="24"/>
-          <w:rtl/>
+          <w:noProof/>
+          <w:sz w:val="24"/>
+          <w:szCs w:val="24"/>
+          <w:rtl/>
+          <w:lang w:val="en-US" w:bidi="he-IL"/>
         </w:rPr>
         <w:t xml:space="preserve">תרומה לעבודה: </w:t>
       </w:r>
       <w:r>
         <w:rPr>
           <w:rFonts w:ascii="David" w:cs="David" w:eastAsia="David" w:hAnsi="David"/>
-          <w:sz w:val="24"/>
-          <w:szCs w:val="24"/>
-          <w:rtl/>
+          <w:noProof/>
+          <w:sz w:val="24"/>
+          <w:szCs w:val="24"/>
+          <w:rtl/>
+          <w:lang w:val="en-US" w:bidi="he-IL"/>
         </w:rPr>
         <w:t xml:space="preserve">קריאה בסיפור "נעליים": ילד מן הדור השלישי, זיכרון השואה ותחושת אשמה כלפי הסב. מקור ישיר לנושא האשמה והחרטה ולדרך שבה קרת מפרק טקסים ממלכתיים לטובת זיכרון פרטי ומשפחתי.</w:t>
       </w:r>
@@ -617,18 +698,22 @@
           <w:rFonts w:ascii="David" w:cs="David" w:eastAsia="David" w:hAnsi="David"/>
           <w:b/>
           <w:bCs/>
-          <w:sz w:val="24"/>
-          <w:szCs w:val="24"/>
-          <w:rtl/>
+          <w:noProof/>
+          <w:sz w:val="24"/>
+          <w:szCs w:val="24"/>
+          <w:rtl/>
+          <w:lang w:val="en-US" w:bidi="he-IL"/>
         </w:rPr>
         <w:t xml:space="preserve">ישולב בפרקים: </w:t>
       </w:r>
       <w:r>
         <w:rPr>
           <w:rFonts w:ascii="David" w:cs="David" w:eastAsia="David" w:hAnsi="David"/>
-          <w:sz w:val="24"/>
-          <w:szCs w:val="24"/>
-          <w:rtl/>
+          <w:noProof/>
+          <w:sz w:val="24"/>
+          <w:szCs w:val="24"/>
+          <w:rtl/>
+          <w:lang w:val="en-US" w:bidi="he-IL"/>
         </w:rPr>
         <w:t xml:space="preserve">מבוא, רקע תאורטי (1.3), פרק 2</w:t>
       </w:r>
@@ -645,9 +730,11 @@
           <w:rFonts w:ascii="David" w:cs="David" w:eastAsia="David" w:hAnsi="David"/>
           <w:b/>
           <w:bCs/>
+          <w:noProof/>
           <w:sz w:val="28"/>
           <w:szCs w:val="28"/>
           <w:rtl/>
+          <w:lang w:val="en-US" w:bidi="he-IL"/>
         </w:rPr>
         <w:t xml:space="preserve">4. Mendelson-Maoz, 2018</w:t>
       </w:r>
@@ -661,8 +748,10 @@
       <w:r>
         <w:rPr>
           <w:rFonts w:ascii="David" w:cs="David" w:eastAsia="David" w:hAnsi="David"/>
-          <w:sz w:val="24"/>
-          <w:szCs w:val="24"/>
+          <w:noProof/>
+          <w:sz w:val="24"/>
+          <w:szCs w:val="24"/>
+          <w:lang w:val="en-US" w:bidi="he-IL"/>
         </w:rPr>
         <w:t xml:space="preserve">Mendelson-Maoz, A. (2018). Keret's "living-dead" and the sacrifice of Israeli masculinity. </w:t>
       </w:r>
@@ -671,16 +760,20 @@
           <w:rFonts w:ascii="David" w:cs="David" w:eastAsia="David" w:hAnsi="David"/>
           <w:i/>
           <w:iCs/>
-          <w:sz w:val="24"/>
-          <w:szCs w:val="24"/>
+          <w:noProof/>
+          <w:sz w:val="24"/>
+          <w:szCs w:val="24"/>
+          <w:lang w:val="en-US" w:bidi="he-IL"/>
         </w:rPr>
         <w:t xml:space="preserve">BGU Review: A Journal of Israeli Culture</w:t>
       </w:r>
       <w:r>
         <w:rPr>
           <w:rFonts w:ascii="David" w:cs="David" w:eastAsia="David" w:hAnsi="David"/>
-          <w:sz w:val="24"/>
-          <w:szCs w:val="24"/>
+          <w:noProof/>
+          <w:sz w:val="24"/>
+          <w:szCs w:val="24"/>
+          <w:lang w:val="en-US" w:bidi="he-IL"/>
         </w:rPr>
         <w:t xml:space="preserve">, Winter 2018, 1-24.</w:t>
       </w:r>
@@ -696,18 +789,22 @@
           <w:rFonts w:ascii="David" w:cs="David" w:eastAsia="David" w:hAnsi="David"/>
           <w:b/>
           <w:bCs/>
-          <w:sz w:val="24"/>
-          <w:szCs w:val="24"/>
-          <w:rtl/>
+          <w:noProof/>
+          <w:sz w:val="24"/>
+          <w:szCs w:val="24"/>
+          <w:rtl/>
+          <w:lang w:val="en-US" w:bidi="he-IL"/>
         </w:rPr>
         <w:t xml:space="preserve">כתב העת: </w:t>
       </w:r>
       <w:r>
         <w:rPr>
           <w:rFonts w:ascii="David" w:cs="David" w:eastAsia="David" w:hAnsi="David"/>
-          <w:sz w:val="24"/>
-          <w:szCs w:val="24"/>
-          <w:rtl/>
+          <w:noProof/>
+          <w:sz w:val="24"/>
+          <w:szCs w:val="24"/>
+          <w:rtl/>
+          <w:lang w:val="en-US" w:bidi="he-IL"/>
         </w:rPr>
         <w:t xml:space="preserve">BGU Review – A Journal of Israeli Culture (מכון הקשרים, אוניברסיטת בן-גוריון); גיליון מחקרי מיוחד על קרת</w:t>
       </w:r>
@@ -723,18 +820,22 @@
           <w:rFonts w:ascii="David" w:cs="David" w:eastAsia="David" w:hAnsi="David"/>
           <w:b/>
           <w:bCs/>
-          <w:sz w:val="24"/>
-          <w:szCs w:val="24"/>
-          <w:rtl/>
+          <w:noProof/>
+          <w:sz w:val="24"/>
+          <w:szCs w:val="24"/>
+          <w:rtl/>
+          <w:lang w:val="en-US" w:bidi="he-IL"/>
         </w:rPr>
         <w:t xml:space="preserve">גישה: </w:t>
       </w:r>
       <w:r>
         <w:rPr>
           <w:rFonts w:ascii="David" w:cs="David" w:eastAsia="David" w:hAnsi="David"/>
-          <w:sz w:val="24"/>
-          <w:szCs w:val="24"/>
-          <w:rtl/>
+          <w:noProof/>
+          <w:sz w:val="24"/>
+          <w:szCs w:val="24"/>
+          <w:rtl/>
+          <w:lang w:val="en-US" w:bidi="he-IL"/>
         </w:rPr>
         <w:t xml:space="preserve">PDF מלא וחופשי באתר אוניברסיטת בן-גוריון</w:t>
       </w:r>
@@ -744,10 +845,11 @@
         <w:spacing w:after="120" w:line="360"/>
         <w:jc w:val="left"/>
       </w:pPr>
-      <w:hyperlink w:history="1" r:id="rIdfjjwdqkemvorc_1t_oa62">
+      <w:hyperlink w:history="1" r:id="rIdn75bfcanlvqsjqj1jdxxz">
         <w:r>
           <w:rPr>
             <w:rFonts w:ascii="David" w:cs="David" w:eastAsia="David" w:hAnsi="David"/>
+            <w:noProof/>
             <w:color w:val="0563C1"/>
             <w:sz w:val="24"/>
             <w:szCs w:val="24"/>
@@ -768,18 +870,22 @@
           <w:rFonts w:ascii="David" w:cs="David" w:eastAsia="David" w:hAnsi="David"/>
           <w:b/>
           <w:bCs/>
-          <w:sz w:val="24"/>
-          <w:szCs w:val="24"/>
-          <w:rtl/>
+          <w:noProof/>
+          <w:sz w:val="24"/>
+          <w:szCs w:val="24"/>
+          <w:rtl/>
+          <w:lang w:val="en-US" w:bidi="he-IL"/>
         </w:rPr>
         <w:t xml:space="preserve">תרומה לעבודה: </w:t>
       </w:r>
       <w:r>
         <w:rPr>
           <w:rFonts w:ascii="David" w:cs="David" w:eastAsia="David" w:hAnsi="David"/>
-          <w:sz w:val="24"/>
-          <w:szCs w:val="24"/>
-          <w:rtl/>
+          <w:noProof/>
+          <w:sz w:val="24"/>
+          <w:szCs w:val="24"/>
+          <w:rtl/>
+          <w:lang w:val="en-US" w:bidi="he-IL"/>
         </w:rPr>
         <w:t xml:space="preserve">ה"מתים-החיים" אצל קרת: דמויות שחיות בין חיים למוות, קורבן וגבריות. מסגרת לקריאת "האנשים החלולים" – קולות בלי גוף, האב שמת בפינה, והבן שנעשה "אחד מהם".</w:t>
       </w:r>
@@ -795,18 +901,22 @@
           <w:rFonts w:ascii="David" w:cs="David" w:eastAsia="David" w:hAnsi="David"/>
           <w:b/>
           <w:bCs/>
-          <w:sz w:val="24"/>
-          <w:szCs w:val="24"/>
-          <w:rtl/>
+          <w:noProof/>
+          <w:sz w:val="24"/>
+          <w:szCs w:val="24"/>
+          <w:rtl/>
+          <w:lang w:val="en-US" w:bidi="he-IL"/>
         </w:rPr>
         <w:t xml:space="preserve">ישולב בפרקים: </w:t>
       </w:r>
       <w:r>
         <w:rPr>
           <w:rFonts w:ascii="David" w:cs="David" w:eastAsia="David" w:hAnsi="David"/>
-          <w:sz w:val="24"/>
-          <w:szCs w:val="24"/>
-          <w:rtl/>
+          <w:noProof/>
+          <w:sz w:val="24"/>
+          <w:szCs w:val="24"/>
+          <w:rtl/>
+          <w:lang w:val="en-US" w:bidi="he-IL"/>
         </w:rPr>
         <w:t xml:space="preserve">רקע תאורטי (1.4), פרק 2, פרק 4</w:t>
       </w:r>
@@ -823,9 +933,11 @@
           <w:rFonts w:ascii="David" w:cs="David" w:eastAsia="David" w:hAnsi="David"/>
           <w:b/>
           <w:bCs/>
+          <w:noProof/>
           <w:sz w:val="28"/>
           <w:szCs w:val="28"/>
           <w:rtl/>
+          <w:lang w:val="en-US" w:bidi="he-IL"/>
         </w:rPr>
         <w:t xml:space="preserve">5. Omer-Sherman, 2020</w:t>
       </w:r>
@@ -839,8 +951,10 @@
       <w:r>
         <w:rPr>
           <w:rFonts w:ascii="David" w:cs="David" w:eastAsia="David" w:hAnsi="David"/>
-          <w:sz w:val="24"/>
-          <w:szCs w:val="24"/>
+          <w:noProof/>
+          <w:sz w:val="24"/>
+          <w:szCs w:val="24"/>
+          <w:lang w:val="en-US" w:bidi="he-IL"/>
         </w:rPr>
         <w:t xml:space="preserve">Omer-Sherman, R. (2020). "To extract from it some sort of beautiful thing": The Holocaust in the families and fiction of Nava Semel and Etgar Keret. </w:t>
       </w:r>
@@ -849,16 +963,20 @@
           <w:rFonts w:ascii="David" w:cs="David" w:eastAsia="David" w:hAnsi="David"/>
           <w:i/>
           <w:iCs/>
-          <w:sz w:val="24"/>
-          <w:szCs w:val="24"/>
+          <w:noProof/>
+          <w:sz w:val="24"/>
+          <w:szCs w:val="24"/>
+          <w:lang w:val="en-US" w:bidi="he-IL"/>
         </w:rPr>
         <w:t xml:space="preserve">Humanities, 9</w:t>
       </w:r>
       <w:r>
         <w:rPr>
           <w:rFonts w:ascii="David" w:cs="David" w:eastAsia="David" w:hAnsi="David"/>
-          <w:sz w:val="24"/>
-          <w:szCs w:val="24"/>
+          <w:noProof/>
+          <w:sz w:val="24"/>
+          <w:szCs w:val="24"/>
+          <w:lang w:val="en-US" w:bidi="he-IL"/>
         </w:rPr>
         <w:t xml:space="preserve">(4), Article 137. https://doi.org/10.3390/h9040137</w:t>
       </w:r>
@@ -874,18 +992,22 @@
           <w:rFonts w:ascii="David" w:cs="David" w:eastAsia="David" w:hAnsi="David"/>
           <w:b/>
           <w:bCs/>
-          <w:sz w:val="24"/>
-          <w:szCs w:val="24"/>
-          <w:rtl/>
+          <w:noProof/>
+          <w:sz w:val="24"/>
+          <w:szCs w:val="24"/>
+          <w:rtl/>
+          <w:lang w:val="en-US" w:bidi="he-IL"/>
         </w:rPr>
         <w:t xml:space="preserve">כתב העת: </w:t>
       </w:r>
       <w:r>
         <w:rPr>
           <w:rFonts w:ascii="David" w:cs="David" w:eastAsia="David" w:hAnsi="David"/>
-          <w:sz w:val="24"/>
-          <w:szCs w:val="24"/>
-          <w:rtl/>
+          <w:noProof/>
+          <w:sz w:val="24"/>
+          <w:szCs w:val="24"/>
+          <w:rtl/>
+          <w:lang w:val="en-US" w:bidi="he-IL"/>
         </w:rPr>
         <w:t xml:space="preserve">Humanities (MDPI); כתב עת שפיט בגישה פתוחה</w:t>
       </w:r>
@@ -901,18 +1023,22 @@
           <w:rFonts w:ascii="David" w:cs="David" w:eastAsia="David" w:hAnsi="David"/>
           <w:b/>
           <w:bCs/>
-          <w:sz w:val="24"/>
-          <w:szCs w:val="24"/>
-          <w:rtl/>
+          <w:noProof/>
+          <w:sz w:val="24"/>
+          <w:szCs w:val="24"/>
+          <w:rtl/>
+          <w:lang w:val="en-US" w:bidi="he-IL"/>
         </w:rPr>
         <w:t xml:space="preserve">גישה: </w:t>
       </w:r>
       <w:r>
         <w:rPr>
           <w:rFonts w:ascii="David" w:cs="David" w:eastAsia="David" w:hAnsi="David"/>
-          <w:sz w:val="24"/>
-          <w:szCs w:val="24"/>
-          <w:rtl/>
+          <w:noProof/>
+          <w:sz w:val="24"/>
+          <w:szCs w:val="24"/>
+          <w:rtl/>
+          <w:lang w:val="en-US" w:bidi="he-IL"/>
         </w:rPr>
         <w:t xml:space="preserve">גישה פתוחה מלאה (Open Access) דרך ה-DOI</w:t>
       </w:r>
@@ -922,10 +1048,11 @@
         <w:spacing w:after="120" w:line="360"/>
         <w:jc w:val="left"/>
       </w:pPr>
-      <w:hyperlink w:history="1" r:id="rIdbgk2oufttamdr7lvrubcw">
+      <w:hyperlink w:history="1" r:id="rId9p3ntdg2gdoqgmolruuns">
         <w:r>
           <w:rPr>
             <w:rFonts w:ascii="David" w:cs="David" w:eastAsia="David" w:hAnsi="David"/>
+            <w:noProof/>
             <w:color w:val="0563C1"/>
             <w:sz w:val="24"/>
             <w:szCs w:val="24"/>
@@ -946,18 +1073,22 @@
           <w:rFonts w:ascii="David" w:cs="David" w:eastAsia="David" w:hAnsi="David"/>
           <w:b/>
           <w:bCs/>
-          <w:sz w:val="24"/>
-          <w:szCs w:val="24"/>
-          <w:rtl/>
+          <w:noProof/>
+          <w:sz w:val="24"/>
+          <w:szCs w:val="24"/>
+          <w:rtl/>
+          <w:lang w:val="en-US" w:bidi="he-IL"/>
         </w:rPr>
         <w:t xml:space="preserve">תרומה לעבודה: </w:t>
       </w:r>
       <w:r>
         <w:rPr>
           <w:rFonts w:ascii="David" w:cs="David" w:eastAsia="David" w:hAnsi="David"/>
-          <w:sz w:val="24"/>
-          <w:szCs w:val="24"/>
-          <w:rtl/>
+          <w:noProof/>
+          <w:sz w:val="24"/>
+          <w:szCs w:val="24"/>
+          <w:rtl/>
+          <w:lang w:val="en-US" w:bidi="he-IL"/>
         </w:rPr>
         <w:t xml:space="preserve">קרת כבן לניצולי שואה: בניגוד ל"משפחות השותקות", הוריו דיברו והכניסו את הזוועה למסגרת כמעט אופטימית; אביו אמר לו שכל מה שעבר נמצא בטווח הרגשות של הבן ("אתה יודע מה זה לפחד"); ההומור כ"נשק של החלשים". המקור המרכזי ליחסי אב-בן ולהתמודדות בין-דורית.</w:t>
       </w:r>
@@ -973,18 +1104,22 @@
           <w:rFonts w:ascii="David" w:cs="David" w:eastAsia="David" w:hAnsi="David"/>
           <w:b/>
           <w:bCs/>
-          <w:sz w:val="24"/>
-          <w:szCs w:val="24"/>
-          <w:rtl/>
+          <w:noProof/>
+          <w:sz w:val="24"/>
+          <w:szCs w:val="24"/>
+          <w:rtl/>
+          <w:lang w:val="en-US" w:bidi="he-IL"/>
         </w:rPr>
         <w:t xml:space="preserve">ישולב בפרקים: </w:t>
       </w:r>
       <w:r>
         <w:rPr>
           <w:rFonts w:ascii="David" w:cs="David" w:eastAsia="David" w:hAnsi="David"/>
-          <w:sz w:val="24"/>
-          <w:szCs w:val="24"/>
-          <w:rtl/>
+          <w:noProof/>
+          <w:sz w:val="24"/>
+          <w:szCs w:val="24"/>
+          <w:rtl/>
+          <w:lang w:val="en-US" w:bidi="he-IL"/>
         </w:rPr>
         <w:t xml:space="preserve">מבוא, רקע תאורטי (1.3), פרק 2, דיון</w:t>
       </w:r>
@@ -1001,9 +1136,11 @@
           <w:rFonts w:ascii="David" w:cs="David" w:eastAsia="David" w:hAnsi="David"/>
           <w:b/>
           <w:bCs/>
+          <w:noProof/>
           <w:sz w:val="28"/>
           <w:szCs w:val="28"/>
           <w:rtl/>
+          <w:lang w:val="en-US" w:bidi="he-IL"/>
         </w:rPr>
         <w:t xml:space="preserve">6. Schwartz, 2018</w:t>
       </w:r>
@@ -1017,8 +1154,10 @@
       <w:r>
         <w:rPr>
           <w:rFonts w:ascii="David" w:cs="David" w:eastAsia="David" w:hAnsi="David"/>
-          <w:sz w:val="24"/>
-          <w:szCs w:val="24"/>
+          <w:noProof/>
+          <w:sz w:val="24"/>
+          <w:szCs w:val="24"/>
+          <w:lang w:val="en-US" w:bidi="he-IL"/>
         </w:rPr>
         <w:t xml:space="preserve">Schwartz, Y. (2018). "A story or a bullet between the eyes": Etgar Keret: Repetitiveness, morality, and postmodernism. </w:t>
       </w:r>
@@ -1027,16 +1166,20 @@
           <w:rFonts w:ascii="David" w:cs="David" w:eastAsia="David" w:hAnsi="David"/>
           <w:i/>
           <w:iCs/>
-          <w:sz w:val="24"/>
-          <w:szCs w:val="24"/>
+          <w:noProof/>
+          <w:sz w:val="24"/>
+          <w:szCs w:val="24"/>
+          <w:lang w:val="en-US" w:bidi="he-IL"/>
         </w:rPr>
         <w:t xml:space="preserve">BGU Review: A Journal of Israeli Culture</w:t>
       </w:r>
       <w:r>
         <w:rPr>
           <w:rFonts w:ascii="David" w:cs="David" w:eastAsia="David" w:hAnsi="David"/>
-          <w:sz w:val="24"/>
-          <w:szCs w:val="24"/>
+          <w:noProof/>
+          <w:sz w:val="24"/>
+          <w:szCs w:val="24"/>
+          <w:lang w:val="en-US" w:bidi="he-IL"/>
         </w:rPr>
         <w:t xml:space="preserve">, Winter 2018, 1-24. (Original work published 2017 in Hebrew Studies, 58, 425-443)</w:t>
       </w:r>
@@ -1052,18 +1195,22 @@
           <w:rFonts w:ascii="David" w:cs="David" w:eastAsia="David" w:hAnsi="David"/>
           <w:b/>
           <w:bCs/>
-          <w:sz w:val="24"/>
-          <w:szCs w:val="24"/>
-          <w:rtl/>
+          <w:noProof/>
+          <w:sz w:val="24"/>
+          <w:szCs w:val="24"/>
+          <w:rtl/>
+          <w:lang w:val="en-US" w:bidi="he-IL"/>
         </w:rPr>
         <w:t xml:space="preserve">כתב העת: </w:t>
       </w:r>
       <w:r>
         <w:rPr>
           <w:rFonts w:ascii="David" w:cs="David" w:eastAsia="David" w:hAnsi="David"/>
-          <w:sz w:val="24"/>
-          <w:szCs w:val="24"/>
-          <w:rtl/>
+          <w:noProof/>
+          <w:sz w:val="24"/>
+          <w:szCs w:val="24"/>
+          <w:rtl/>
+          <w:lang w:val="en-US" w:bidi="he-IL"/>
         </w:rPr>
         <w:t xml:space="preserve">BGU Review – A Journal of Israeli Culture (מכון הקשרים, אוניברסיטת בן-גוריון)</w:t>
       </w:r>
@@ -1079,18 +1226,22 @@
           <w:rFonts w:ascii="David" w:cs="David" w:eastAsia="David" w:hAnsi="David"/>
           <w:b/>
           <w:bCs/>
-          <w:sz w:val="24"/>
-          <w:szCs w:val="24"/>
-          <w:rtl/>
+          <w:noProof/>
+          <w:sz w:val="24"/>
+          <w:szCs w:val="24"/>
+          <w:rtl/>
+          <w:lang w:val="en-US" w:bidi="he-IL"/>
         </w:rPr>
         <w:t xml:space="preserve">גישה: </w:t>
       </w:r>
       <w:r>
         <w:rPr>
           <w:rFonts w:ascii="David" w:cs="David" w:eastAsia="David" w:hAnsi="David"/>
-          <w:sz w:val="24"/>
-          <w:szCs w:val="24"/>
-          <w:rtl/>
+          <w:noProof/>
+          <w:sz w:val="24"/>
+          <w:szCs w:val="24"/>
+          <w:rtl/>
+          <w:lang w:val="en-US" w:bidi="he-IL"/>
         </w:rPr>
         <w:t xml:space="preserve">PDF מלא וחופשי באתר אוניברסיטת בן-גוריון</w:t>
       </w:r>
@@ -1100,10 +1251,11 @@
         <w:spacing w:after="120" w:line="360"/>
         <w:jc w:val="left"/>
       </w:pPr>
-      <w:hyperlink w:history="1" r:id="rIdaamqhlf3i5g3chxrj7jzv">
+      <w:hyperlink w:history="1" r:id="rIdxfswugex0zncifqrf5wya">
         <w:r>
           <w:rPr>
             <w:rFonts w:ascii="David" w:cs="David" w:eastAsia="David" w:hAnsi="David"/>
+            <w:noProof/>
             <w:color w:val="0563C1"/>
             <w:sz w:val="24"/>
             <w:szCs w:val="24"/>
@@ -1124,18 +1276,22 @@
           <w:rFonts w:ascii="David" w:cs="David" w:eastAsia="David" w:hAnsi="David"/>
           <w:b/>
           <w:bCs/>
-          <w:sz w:val="24"/>
-          <w:szCs w:val="24"/>
-          <w:rtl/>
+          <w:noProof/>
+          <w:sz w:val="24"/>
+          <w:szCs w:val="24"/>
+          <w:rtl/>
+          <w:lang w:val="en-US" w:bidi="he-IL"/>
         </w:rPr>
         <w:t xml:space="preserve">תרומה לעבודה: </w:t>
       </w:r>
       <w:r>
         <w:rPr>
           <w:rFonts w:ascii="David" w:cs="David" w:eastAsia="David" w:hAnsi="David"/>
-          <w:sz w:val="24"/>
-          <w:szCs w:val="24"/>
-          <w:rtl/>
+          <w:noProof/>
+          <w:sz w:val="24"/>
+          <w:szCs w:val="24"/>
+          <w:rtl/>
+          <w:lang w:val="en-US" w:bidi="he-IL"/>
         </w:rPr>
         <w:t xml:space="preserve">האסטרטגיה המרכזית של קרת: חזרה מכנית (הד, לולאה) לצד סטייה קטנה ומקרית, "מוטציה נרטיבית", שעוצרת את הלולאה ופותחת מרחב אתי. מזכיר את "האנשים החלולים" ומצטט את כצמן על גניבת הקול. מפתח לשרשרת ההדים בסיפור המוקדם, לנוסחה "ומי כמונו יודע" ולצוואר כמוטציה.</w:t>
       </w:r>
@@ -1151,18 +1307,22 @@
           <w:rFonts w:ascii="David" w:cs="David" w:eastAsia="David" w:hAnsi="David"/>
           <w:b/>
           <w:bCs/>
-          <w:sz w:val="24"/>
-          <w:szCs w:val="24"/>
-          <w:rtl/>
+          <w:noProof/>
+          <w:sz w:val="24"/>
+          <w:szCs w:val="24"/>
+          <w:rtl/>
+          <w:lang w:val="en-US" w:bidi="he-IL"/>
         </w:rPr>
         <w:t xml:space="preserve">ישולב בפרקים: </w:t>
       </w:r>
       <w:r>
         <w:rPr>
           <w:rFonts w:ascii="David" w:cs="David" w:eastAsia="David" w:hAnsi="David"/>
-          <w:sz w:val="24"/>
-          <w:szCs w:val="24"/>
-          <w:rtl/>
+          <w:noProof/>
+          <w:sz w:val="24"/>
+          <w:szCs w:val="24"/>
+          <w:rtl/>
+          <w:lang w:val="en-US" w:bidi="he-IL"/>
         </w:rPr>
         <w:t xml:space="preserve">רקע תאורטי (1.4), פרק 2, פרק 3, דיון</w:t>
       </w:r>
@@ -1184,9 +1344,11 @@
           <w:rFonts w:ascii="David" w:cs="David" w:eastAsia="David" w:hAnsi="David"/>
           <w:b/>
           <w:bCs/>
+          <w:noProof/>
           <w:sz w:val="32"/>
           <w:szCs w:val="32"/>
           <w:rtl/>
+          <w:lang w:val="en-US" w:bidi="he-IL"/>
         </w:rPr>
         <w:t xml:space="preserve">ב. מאמרים חלופיים ומשלימים</w:t>
       </w:r>
@@ -1200,9 +1362,11 @@
       <w:r>
         <w:rPr>
           <w:rFonts w:ascii="David" w:cs="David" w:eastAsia="David" w:hAnsi="David"/>
-          <w:sz w:val="24"/>
-          <w:szCs w:val="24"/>
-          <w:rtl/>
+          <w:noProof/>
+          <w:sz w:val="24"/>
+          <w:szCs w:val="24"/>
+          <w:rtl/>
+          <w:lang w:val="en-US" w:bidi="he-IL"/>
         </w:rPr>
         <w:t xml:space="preserve">אם המרצה תבקש להחליף מאמר, או אם תרצו להרחיב, אלה המועמדים הבאים בתור. ליד כל אחד מצוין אופן הגישה.</w:t>
       </w:r>
@@ -1219,9 +1383,11 @@
           <w:rFonts w:ascii="David" w:cs="David" w:eastAsia="David" w:hAnsi="David"/>
           <w:b/>
           <w:bCs/>
-          <w:sz w:val="24"/>
-          <w:szCs w:val="24"/>
-          <w:rtl/>
+          <w:noProof/>
+          <w:sz w:val="24"/>
+          <w:szCs w:val="24"/>
+          <w:rtl/>
+          <w:lang w:val="en-US" w:bidi="he-IL"/>
         </w:rPr>
         <w:t xml:space="preserve">1. Buchweitz, 2018</w:t>
       </w:r>
@@ -1235,8 +1401,10 @@
       <w:r>
         <w:rPr>
           <w:rFonts w:ascii="David" w:cs="David" w:eastAsia="David" w:hAnsi="David"/>
-          <w:sz w:val="24"/>
-          <w:szCs w:val="24"/>
+          <w:noProof/>
+          <w:sz w:val="24"/>
+          <w:szCs w:val="24"/>
+          <w:lang w:val="en-US" w:bidi="he-IL"/>
         </w:rPr>
         <w:t xml:space="preserve">Buchweitz, N. (2018). The Seven Good Years as Etgar Keret's poetic credo. </w:t>
       </w:r>
@@ -1245,16 +1413,20 @@
           <w:rFonts w:ascii="David" w:cs="David" w:eastAsia="David" w:hAnsi="David"/>
           <w:i/>
           <w:iCs/>
-          <w:sz w:val="24"/>
-          <w:szCs w:val="24"/>
+          <w:noProof/>
+          <w:sz w:val="24"/>
+          <w:szCs w:val="24"/>
+          <w:lang w:val="en-US" w:bidi="he-IL"/>
         </w:rPr>
         <w:t xml:space="preserve">BGU Review: A Journal of Israeli Culture</w:t>
       </w:r>
       <w:r>
         <w:rPr>
           <w:rFonts w:ascii="David" w:cs="David" w:eastAsia="David" w:hAnsi="David"/>
-          <w:sz w:val="24"/>
-          <w:szCs w:val="24"/>
+          <w:noProof/>
+          <w:sz w:val="24"/>
+          <w:szCs w:val="24"/>
+          <w:lang w:val="en-US" w:bidi="he-IL"/>
         </w:rPr>
         <w:t xml:space="preserve">, Winter 2018.</w:t>
       </w:r>
@@ -1270,18 +1442,22 @@
           <w:rFonts w:ascii="David" w:cs="David" w:eastAsia="David" w:hAnsi="David"/>
           <w:b/>
           <w:bCs/>
-          <w:sz w:val="24"/>
-          <w:szCs w:val="24"/>
-          <w:rtl/>
+          <w:noProof/>
+          <w:sz w:val="24"/>
+          <w:szCs w:val="24"/>
+          <w:rtl/>
+          <w:lang w:val="en-US" w:bidi="he-IL"/>
         </w:rPr>
         <w:t xml:space="preserve">גישה: </w:t>
       </w:r>
       <w:r>
         <w:rPr>
           <w:rFonts w:ascii="David" w:cs="David" w:eastAsia="David" w:hAnsi="David"/>
-          <w:sz w:val="24"/>
-          <w:szCs w:val="24"/>
-          <w:rtl/>
+          <w:noProof/>
+          <w:sz w:val="24"/>
+          <w:szCs w:val="24"/>
+          <w:rtl/>
+          <w:lang w:val="en-US" w:bidi="he-IL"/>
         </w:rPr>
         <w:t xml:space="preserve">PDF חופשי. לאמת את נוסח הכותרת המלא בעמוד הראשון של ה-PDF</w:t>
       </w:r>
@@ -1291,10 +1467,11 @@
         <w:spacing w:after="80" w:line="360"/>
         <w:jc w:val="left"/>
       </w:pPr>
-      <w:hyperlink w:history="1" r:id="rIdrtmjfr6cnho8qovq-uody">
+      <w:hyperlink w:history="1" r:id="rIdn9qw5lsjppv-o5x4enuai">
         <w:r>
           <w:rPr>
             <w:rFonts w:ascii="David" w:cs="David" w:eastAsia="David" w:hAnsi="David"/>
+            <w:noProof/>
             <w:color w:val="0563C1"/>
             <w:sz w:val="24"/>
             <w:szCs w:val="24"/>
@@ -1315,18 +1492,22 @@
           <w:rFonts w:ascii="David" w:cs="David" w:eastAsia="David" w:hAnsi="David"/>
           <w:b/>
           <w:bCs/>
-          <w:sz w:val="24"/>
-          <w:szCs w:val="24"/>
-          <w:rtl/>
+          <w:noProof/>
+          <w:sz w:val="24"/>
+          <w:szCs w:val="24"/>
+          <w:rtl/>
+          <w:lang w:val="en-US" w:bidi="he-IL"/>
         </w:rPr>
         <w:t xml:space="preserve">למה: </w:t>
       </w:r>
       <w:r>
         <w:rPr>
           <w:rFonts w:ascii="David" w:cs="David" w:eastAsia="David" w:hAnsi="David"/>
-          <w:sz w:val="24"/>
-          <w:szCs w:val="24"/>
-          <w:rtl/>
+          <w:noProof/>
+          <w:sz w:val="24"/>
+          <w:szCs w:val="24"/>
+          <w:rtl/>
+          <w:lang w:val="en-US" w:bidi="he-IL"/>
         </w:rPr>
         <w:t xml:space="preserve">על ספר הזיכרונות "שבע השנים הטובות": בין לידת הבן למות האב – יחסי אב-בן והכתיבה כדרך התמודדות.</w:t>
       </w:r>
@@ -1343,9 +1524,11 @@
           <w:rFonts w:ascii="David" w:cs="David" w:eastAsia="David" w:hAnsi="David"/>
           <w:b/>
           <w:bCs/>
-          <w:sz w:val="24"/>
-          <w:szCs w:val="24"/>
-          <w:rtl/>
+          <w:noProof/>
+          <w:sz w:val="24"/>
+          <w:szCs w:val="24"/>
+          <w:rtl/>
+          <w:lang w:val="en-US" w:bidi="he-IL"/>
         </w:rPr>
         <w:t xml:space="preserve">2. Karti Shemtov, 2018</w:t>
       </w:r>
@@ -1359,8 +1542,10 @@
       <w:r>
         <w:rPr>
           <w:rFonts w:ascii="David" w:cs="David" w:eastAsia="David" w:hAnsi="David"/>
-          <w:sz w:val="24"/>
-          <w:szCs w:val="24"/>
+          <w:noProof/>
+          <w:sz w:val="24"/>
+          <w:szCs w:val="24"/>
+          <w:lang w:val="en-US" w:bidi="he-IL"/>
         </w:rPr>
         <w:t xml:space="preserve">Karti Shemtov, V. (2018). A sense of no ending, part 2: Etgar Keret and the changing concept of time in contemporary Hebrew literature. </w:t>
       </w:r>
@@ -1369,16 +1554,20 @@
           <w:rFonts w:ascii="David" w:cs="David" w:eastAsia="David" w:hAnsi="David"/>
           <w:i/>
           <w:iCs/>
-          <w:sz w:val="24"/>
-          <w:szCs w:val="24"/>
+          <w:noProof/>
+          <w:sz w:val="24"/>
+          <w:szCs w:val="24"/>
+          <w:lang w:val="en-US" w:bidi="he-IL"/>
         </w:rPr>
         <w:t xml:space="preserve">Dibur Literary Journal, 6</w:t>
       </w:r>
       <w:r>
         <w:rPr>
           <w:rFonts w:ascii="David" w:cs="David" w:eastAsia="David" w:hAnsi="David"/>
-          <w:sz w:val="24"/>
-          <w:szCs w:val="24"/>
+          <w:noProof/>
+          <w:sz w:val="24"/>
+          <w:szCs w:val="24"/>
+          <w:lang w:val="en-US" w:bidi="he-IL"/>
         </w:rPr>
         <w:t xml:space="preserve">, 57–64.</w:t>
       </w:r>
@@ -1394,18 +1583,22 @@
           <w:rFonts w:ascii="David" w:cs="David" w:eastAsia="David" w:hAnsi="David"/>
           <w:b/>
           <w:bCs/>
-          <w:sz w:val="24"/>
-          <w:szCs w:val="24"/>
-          <w:rtl/>
+          <w:noProof/>
+          <w:sz w:val="24"/>
+          <w:szCs w:val="24"/>
+          <w:rtl/>
+          <w:lang w:val="en-US" w:bidi="he-IL"/>
         </w:rPr>
         <w:t xml:space="preserve">גישה: </w:t>
       </w:r>
       <w:r>
         <w:rPr>
           <w:rFonts w:ascii="David" w:cs="David" w:eastAsia="David" w:hAnsi="David"/>
-          <w:sz w:val="24"/>
-          <w:szCs w:val="24"/>
-          <w:rtl/>
+          <w:noProof/>
+          <w:sz w:val="24"/>
+          <w:szCs w:val="24"/>
+          <w:rtl/>
+          <w:lang w:val="en-US" w:bidi="he-IL"/>
         </w:rPr>
         <w:t xml:space="preserve">גישה פתוחה (אוניברסיטת סטנפורד)</w:t>
       </w:r>
@@ -1415,10 +1608,11 @@
         <w:spacing w:after="80" w:line="360"/>
         <w:jc w:val="left"/>
       </w:pPr>
-      <w:hyperlink w:history="1" r:id="rIdn7wmrrrrofzmpy5sei0dm">
+      <w:hyperlink w:history="1" r:id="rIdktht1bejaeclagm85ofln">
         <w:r>
           <w:rPr>
             <w:rFonts w:ascii="David" w:cs="David" w:eastAsia="David" w:hAnsi="David"/>
+            <w:noProof/>
             <w:color w:val="0563C1"/>
             <w:sz w:val="24"/>
             <w:szCs w:val="24"/>
@@ -1439,18 +1633,22 @@
           <w:rFonts w:ascii="David" w:cs="David" w:eastAsia="David" w:hAnsi="David"/>
           <w:b/>
           <w:bCs/>
-          <w:sz w:val="24"/>
-          <w:szCs w:val="24"/>
-          <w:rtl/>
+          <w:noProof/>
+          <w:sz w:val="24"/>
+          <w:szCs w:val="24"/>
+          <w:rtl/>
+          <w:lang w:val="en-US" w:bidi="he-IL"/>
         </w:rPr>
         <w:t xml:space="preserve">למה: </w:t>
       </w:r>
       <w:r>
         <w:rPr>
           <w:rFonts w:ascii="David" w:cs="David" w:eastAsia="David" w:hAnsi="David"/>
-          <w:sz w:val="24"/>
-          <w:szCs w:val="24"/>
-          <w:rtl/>
+          <w:noProof/>
+          <w:sz w:val="24"/>
+          <w:szCs w:val="24"/>
+          <w:rtl/>
+          <w:lang w:val="en-US" w:bidi="he-IL"/>
         </w:rPr>
         <w:t xml:space="preserve">הסיום הפתוח ותפיסת הזמן אצל קרת – מתאים לניתוח הסיומים של שני הסיפורים.</w:t>
       </w:r>
@@ -1467,9 +1665,11 @@
           <w:rFonts w:ascii="David" w:cs="David" w:eastAsia="David" w:hAnsi="David"/>
           <w:b/>
           <w:bCs/>
-          <w:sz w:val="24"/>
-          <w:szCs w:val="24"/>
-          <w:rtl/>
+          <w:noProof/>
+          <w:sz w:val="24"/>
+          <w:szCs w:val="24"/>
+          <w:rtl/>
+          <w:lang w:val="en-US" w:bidi="he-IL"/>
         </w:rPr>
         <w:t xml:space="preserve">3. Katsman, 2013</w:t>
       </w:r>
@@ -1483,8 +1683,10 @@
       <w:r>
         <w:rPr>
           <w:rFonts w:ascii="David" w:cs="David" w:eastAsia="David" w:hAnsi="David"/>
-          <w:sz w:val="24"/>
-          <w:szCs w:val="24"/>
+          <w:noProof/>
+          <w:sz w:val="24"/>
+          <w:szCs w:val="24"/>
+          <w:lang w:val="en-US" w:bidi="he-IL"/>
         </w:rPr>
         <w:t xml:space="preserve">Katsman, R. (2013). Etgar Keret: The minimal metaphysical origin. </w:t>
       </w:r>
@@ -1493,16 +1695,20 @@
           <w:rFonts w:ascii="David" w:cs="David" w:eastAsia="David" w:hAnsi="David"/>
           <w:i/>
           <w:iCs/>
-          <w:sz w:val="24"/>
-          <w:szCs w:val="24"/>
+          <w:noProof/>
+          <w:sz w:val="24"/>
+          <w:szCs w:val="24"/>
+          <w:lang w:val="en-US" w:bidi="he-IL"/>
         </w:rPr>
         <w:t xml:space="preserve">Symposium: A Quarterly Journal in Modern Literatures, 67</w:t>
       </w:r>
       <w:r>
         <w:rPr>
           <w:rFonts w:ascii="David" w:cs="David" w:eastAsia="David" w:hAnsi="David"/>
-          <w:sz w:val="24"/>
-          <w:szCs w:val="24"/>
+          <w:noProof/>
+          <w:sz w:val="24"/>
+          <w:szCs w:val="24"/>
+          <w:lang w:val="en-US" w:bidi="he-IL"/>
         </w:rPr>
         <w:t xml:space="preserve">(4), 189–204.</w:t>
       </w:r>
@@ -1518,18 +1724,22 @@
           <w:rFonts w:ascii="David" w:cs="David" w:eastAsia="David" w:hAnsi="David"/>
           <w:b/>
           <w:bCs/>
-          <w:sz w:val="24"/>
-          <w:szCs w:val="24"/>
-          <w:rtl/>
+          <w:noProof/>
+          <w:sz w:val="24"/>
+          <w:szCs w:val="24"/>
+          <w:rtl/>
+          <w:lang w:val="en-US" w:bidi="he-IL"/>
         </w:rPr>
         <w:t xml:space="preserve">גישה: </w:t>
       </w:r>
       <w:r>
         <w:rPr>
           <w:rFonts w:ascii="David" w:cs="David" w:eastAsia="David" w:hAnsi="David"/>
-          <w:sz w:val="24"/>
-          <w:szCs w:val="24"/>
-          <w:rtl/>
+          <w:noProof/>
+          <w:sz w:val="24"/>
+          <w:szCs w:val="24"/>
+          <w:rtl/>
+          <w:lang w:val="en-US" w:bidi="he-IL"/>
         </w:rPr>
         <w:t xml:space="preserve">טקסט מלא בעמוד המחבר ב-Academia.edu / ResearchGate; דרך ספריית המכללה (Taylor &amp; Francis)</w:t>
       </w:r>
@@ -1539,10 +1749,11 @@
         <w:spacing w:after="80" w:line="360"/>
         <w:jc w:val="left"/>
       </w:pPr>
-      <w:hyperlink w:history="1" r:id="rIdxal7r0vcyglbfouanyaq_">
+      <w:hyperlink w:history="1" r:id="rIdl9lqi_qke5w_as1562feh">
         <w:r>
           <w:rPr>
             <w:rFonts w:ascii="David" w:cs="David" w:eastAsia="David" w:hAnsi="David"/>
+            <w:noProof/>
             <w:color w:val="0563C1"/>
             <w:sz w:val="24"/>
             <w:szCs w:val="24"/>
@@ -1563,18 +1774,22 @@
           <w:rFonts w:ascii="David" w:cs="David" w:eastAsia="David" w:hAnsi="David"/>
           <w:b/>
           <w:bCs/>
-          <w:sz w:val="24"/>
-          <w:szCs w:val="24"/>
-          <w:rtl/>
+          <w:noProof/>
+          <w:sz w:val="24"/>
+          <w:szCs w:val="24"/>
+          <w:rtl/>
+          <w:lang w:val="en-US" w:bidi="he-IL"/>
         </w:rPr>
         <w:t xml:space="preserve">למה: </w:t>
       </w:r>
       <w:r>
         <w:rPr>
           <w:rFonts w:ascii="David" w:cs="David" w:eastAsia="David" w:hAnsi="David"/>
-          <w:sz w:val="24"/>
-          <w:szCs w:val="24"/>
-          <w:rtl/>
+          <w:noProof/>
+          <w:sz w:val="24"/>
+          <w:szCs w:val="24"/>
+          <w:rtl/>
+          <w:lang w:val="en-US" w:bidi="he-IL"/>
         </w:rPr>
         <w:t xml:space="preserve">הגרסה האנגלית המורחבת של הטיעון על המיתוס והמינימום אצל קרת.</w:t>
       </w:r>
@@ -1591,9 +1806,11 @@
           <w:rFonts w:ascii="David" w:cs="David" w:eastAsia="David" w:hAnsi="David"/>
           <w:b/>
           <w:bCs/>
-          <w:sz w:val="24"/>
-          <w:szCs w:val="24"/>
-          <w:rtl/>
+          <w:noProof/>
+          <w:sz w:val="24"/>
+          <w:szCs w:val="24"/>
+          <w:rtl/>
+          <w:lang w:val="en-US" w:bidi="he-IL"/>
         </w:rPr>
         <w:t xml:space="preserve">4. מנדלסון-מעוז, 1998</w:t>
       </w:r>
@@ -1608,9 +1825,11 @@
       <w:r>
         <w:rPr>
           <w:rFonts w:ascii="David" w:cs="David" w:eastAsia="David" w:hAnsi="David"/>
-          <w:sz w:val="24"/>
-          <w:szCs w:val="24"/>
-          <w:rtl/>
+          <w:noProof/>
+          <w:sz w:val="24"/>
+          <w:szCs w:val="24"/>
+          <w:rtl/>
+          <w:lang w:val="en-US" w:bidi="he-IL"/>
         </w:rPr>
         <w:t xml:space="preserve">מנדלסון-מעוז, ע' (1998). סיטואציות קיצוניות, זוועתיות וגרוטסקיות ביצירותיהם של קסטל-בלום וקרת. </w:t>
       </w:r>
@@ -1619,18 +1838,22 @@
           <w:rFonts w:ascii="David" w:cs="David" w:eastAsia="David" w:hAnsi="David"/>
           <w:i/>
           <w:iCs/>
-          <w:sz w:val="24"/>
-          <w:szCs w:val="24"/>
-          <w:rtl/>
+          <w:noProof/>
+          <w:sz w:val="24"/>
+          <w:szCs w:val="24"/>
+          <w:rtl/>
+          <w:lang w:val="en-US" w:bidi="he-IL"/>
         </w:rPr>
         <w:t xml:space="preserve">דפים למחקר בספרות</w:t>
       </w:r>
       <w:r>
         <w:rPr>
           <w:rFonts w:ascii="David" w:cs="David" w:eastAsia="David" w:hAnsi="David"/>
-          <w:sz w:val="24"/>
-          <w:szCs w:val="24"/>
-          <w:rtl/>
+          <w:noProof/>
+          <w:sz w:val="24"/>
+          <w:szCs w:val="24"/>
+          <w:rtl/>
+          <w:lang w:val="en-US" w:bidi="he-IL"/>
         </w:rPr>
         <w:t xml:space="preserve">, 11, 269–295.</w:t>
       </w:r>
@@ -1646,18 +1869,22 @@
           <w:rFonts w:ascii="David" w:cs="David" w:eastAsia="David" w:hAnsi="David"/>
           <w:b/>
           <w:bCs/>
-          <w:sz w:val="24"/>
-          <w:szCs w:val="24"/>
-          <w:rtl/>
+          <w:noProof/>
+          <w:sz w:val="24"/>
+          <w:szCs w:val="24"/>
+          <w:rtl/>
+          <w:lang w:val="en-US" w:bidi="he-IL"/>
         </w:rPr>
         <w:t xml:space="preserve">גישה: </w:t>
       </w:r>
       <w:r>
         <w:rPr>
           <w:rFonts w:ascii="David" w:cs="David" w:eastAsia="David" w:hAnsi="David"/>
-          <w:sz w:val="24"/>
-          <w:szCs w:val="24"/>
-          <w:rtl/>
+          <w:noProof/>
+          <w:sz w:val="24"/>
+          <w:szCs w:val="24"/>
+          <w:rtl/>
+          <w:lang w:val="en-US" w:bidi="he-IL"/>
         </w:rPr>
         <w:t xml:space="preserve">טקסט מלא ב-JSTOR דרך ספריית המכללה (לא גישה פתוחה)</w:t>
       </w:r>
@@ -1667,10 +1894,11 @@
         <w:spacing w:after="80" w:line="360"/>
         <w:jc w:val="left"/>
       </w:pPr>
-      <w:hyperlink w:history="1" r:id="rIdgwzwhmjpfj_rljchvhqvu">
+      <w:hyperlink w:history="1" r:id="rIdw4davr5-5xnq2-p5q2ek4">
         <w:r>
           <w:rPr>
             <w:rFonts w:ascii="David" w:cs="David" w:eastAsia="David" w:hAnsi="David"/>
+            <w:noProof/>
             <w:color w:val="0563C1"/>
             <w:sz w:val="24"/>
             <w:szCs w:val="24"/>
@@ -1691,18 +1919,22 @@
           <w:rFonts w:ascii="David" w:cs="David" w:eastAsia="David" w:hAnsi="David"/>
           <w:b/>
           <w:bCs/>
-          <w:sz w:val="24"/>
-          <w:szCs w:val="24"/>
-          <w:rtl/>
+          <w:noProof/>
+          <w:sz w:val="24"/>
+          <w:szCs w:val="24"/>
+          <w:rtl/>
+          <w:lang w:val="en-US" w:bidi="he-IL"/>
         </w:rPr>
         <w:t xml:space="preserve">למה: </w:t>
       </w:r>
       <w:r>
         <w:rPr>
           <w:rFonts w:ascii="David" w:cs="David" w:eastAsia="David" w:hAnsi="David"/>
-          <w:sz w:val="24"/>
-          <w:szCs w:val="24"/>
-          <w:rtl/>
+          <w:noProof/>
+          <w:sz w:val="24"/>
+          <w:szCs w:val="24"/>
+          <w:rtl/>
+          <w:lang w:val="en-US" w:bidi="he-IL"/>
         </w:rPr>
         <w:t xml:space="preserve">המאמר העברי הקלאסי על מצבי קיצון וגרוטסקה אצל קרת; מומלץ מאוד אם יש גישה ל-JSTOR.</w:t>
       </w:r>
@@ -1719,9 +1951,11 @@
           <w:rFonts w:ascii="David" w:cs="David" w:eastAsia="David" w:hAnsi="David"/>
           <w:b/>
           <w:bCs/>
-          <w:sz w:val="24"/>
-          <w:szCs w:val="24"/>
-          <w:rtl/>
+          <w:noProof/>
+          <w:sz w:val="24"/>
+          <w:szCs w:val="24"/>
+          <w:rtl/>
+          <w:lang w:val="en-US" w:bidi="he-IL"/>
         </w:rPr>
         <w:t xml:space="preserve">5. Peleg, 2008</w:t>
       </w:r>
@@ -1735,8 +1969,10 @@
       <w:r>
         <w:rPr>
           <w:rFonts w:ascii="David" w:cs="David" w:eastAsia="David" w:hAnsi="David"/>
-          <w:sz w:val="24"/>
-          <w:szCs w:val="24"/>
+          <w:noProof/>
+          <w:sz w:val="24"/>
+          <w:szCs w:val="24"/>
+          <w:lang w:val="en-US" w:bidi="he-IL"/>
         </w:rPr>
         <w:t xml:space="preserve">Peleg, Y. (2008). Love, suddenly: Etgar Keret invents Hebrew romance. </w:t>
       </w:r>
@@ -1745,16 +1981,20 @@
           <w:rFonts w:ascii="David" w:cs="David" w:eastAsia="David" w:hAnsi="David"/>
           <w:i/>
           <w:iCs/>
-          <w:sz w:val="24"/>
-          <w:szCs w:val="24"/>
+          <w:noProof/>
+          <w:sz w:val="24"/>
+          <w:szCs w:val="24"/>
+          <w:lang w:val="en-US" w:bidi="he-IL"/>
         </w:rPr>
         <w:t xml:space="preserve">Hebrew Studies, 49</w:t>
       </w:r>
       <w:r>
         <w:rPr>
           <w:rFonts w:ascii="David" w:cs="David" w:eastAsia="David" w:hAnsi="David"/>
-          <w:sz w:val="24"/>
-          <w:szCs w:val="24"/>
+          <w:noProof/>
+          <w:sz w:val="24"/>
+          <w:szCs w:val="24"/>
+          <w:lang w:val="en-US" w:bidi="he-IL"/>
         </w:rPr>
         <w:t xml:space="preserve">, 143–164.</w:t>
       </w:r>
@@ -1770,18 +2010,22 @@
           <w:rFonts w:ascii="David" w:cs="David" w:eastAsia="David" w:hAnsi="David"/>
           <w:b/>
           <w:bCs/>
-          <w:sz w:val="24"/>
-          <w:szCs w:val="24"/>
-          <w:rtl/>
+          <w:noProof/>
+          <w:sz w:val="24"/>
+          <w:szCs w:val="24"/>
+          <w:rtl/>
+          <w:lang w:val="en-US" w:bidi="he-IL"/>
         </w:rPr>
         <w:t xml:space="preserve">גישה: </w:t>
       </w:r>
       <w:r>
         <w:rPr>
           <w:rFonts w:ascii="David" w:cs="David" w:eastAsia="David" w:hAnsi="David"/>
-          <w:sz w:val="24"/>
-          <w:szCs w:val="24"/>
-          <w:rtl/>
+          <w:noProof/>
+          <w:sz w:val="24"/>
+          <w:szCs w:val="24"/>
+          <w:rtl/>
+          <w:lang w:val="en-US" w:bidi="he-IL"/>
         </w:rPr>
         <w:t xml:space="preserve">JSTOR / Project MUSE דרך ספריית המכללה; עותק בעמוד המחבר ב-Academia.edu</w:t>
       </w:r>
@@ -1791,10 +2035,11 @@
         <w:spacing w:after="80" w:line="360"/>
         <w:jc w:val="left"/>
       </w:pPr>
-      <w:hyperlink w:history="1" r:id="rId_pxlhatsebcs48d5nji0o">
+      <w:hyperlink w:history="1" r:id="rIdv68cllnqxpyy6cywtmea9">
         <w:r>
           <w:rPr>
             <w:rFonts w:ascii="David" w:cs="David" w:eastAsia="David" w:hAnsi="David"/>
+            <w:noProof/>
             <w:color w:val="0563C1"/>
             <w:sz w:val="24"/>
             <w:szCs w:val="24"/>
@@ -1815,18 +2060,22 @@
           <w:rFonts w:ascii="David" w:cs="David" w:eastAsia="David" w:hAnsi="David"/>
           <w:b/>
           <w:bCs/>
-          <w:sz w:val="24"/>
-          <w:szCs w:val="24"/>
-          <w:rtl/>
+          <w:noProof/>
+          <w:sz w:val="24"/>
+          <w:szCs w:val="24"/>
+          <w:rtl/>
+          <w:lang w:val="en-US" w:bidi="he-IL"/>
         </w:rPr>
         <w:t xml:space="preserve">למה: </w:t>
       </w:r>
       <w:r>
         <w:rPr>
           <w:rFonts w:ascii="David" w:cs="David" w:eastAsia="David" w:hAnsi="David"/>
-          <w:sz w:val="24"/>
-          <w:szCs w:val="24"/>
-          <w:rtl/>
+          <w:noProof/>
+          <w:sz w:val="24"/>
+          <w:szCs w:val="24"/>
+          <w:rtl/>
+          <w:lang w:val="en-US" w:bidi="he-IL"/>
         </w:rPr>
         <w:t xml:space="preserve">יחסים ואינטימיות אצל קרת – רלוונטי ל"אנחנו" המדומה ב"מי כמונו יודע".</w:t>
       </w:r>
@@ -1843,9 +2092,11 @@
           <w:rFonts w:ascii="David" w:cs="David" w:eastAsia="David" w:hAnsi="David"/>
           <w:b/>
           <w:bCs/>
-          <w:sz w:val="24"/>
-          <w:szCs w:val="24"/>
-          <w:rtl/>
+          <w:noProof/>
+          <w:sz w:val="24"/>
+          <w:szCs w:val="24"/>
+          <w:rtl/>
+          <w:lang w:val="en-US" w:bidi="he-IL"/>
         </w:rPr>
         <w:t xml:space="preserve">6. Rubin, 1999</w:t>
       </w:r>
@@ -1859,8 +2110,10 @@
       <w:r>
         <w:rPr>
           <w:rFonts w:ascii="David" w:cs="David" w:eastAsia="David" w:hAnsi="David"/>
-          <w:sz w:val="24"/>
-          <w:szCs w:val="24"/>
+          <w:noProof/>
+          <w:sz w:val="24"/>
+          <w:szCs w:val="24"/>
+          <w:lang w:val="en-US" w:bidi="he-IL"/>
         </w:rPr>
         <w:t xml:space="preserve">Rubin, S. S. (1999). The two-track model of bereavement: Overview, retrospect, and prospect. </w:t>
       </w:r>
@@ -1869,16 +2122,20 @@
           <w:rFonts w:ascii="David" w:cs="David" w:eastAsia="David" w:hAnsi="David"/>
           <w:i/>
           <w:iCs/>
-          <w:sz w:val="24"/>
-          <w:szCs w:val="24"/>
+          <w:noProof/>
+          <w:sz w:val="24"/>
+          <w:szCs w:val="24"/>
+          <w:lang w:val="en-US" w:bidi="he-IL"/>
         </w:rPr>
         <w:t xml:space="preserve">Death Studies, 23</w:t>
       </w:r>
       <w:r>
         <w:rPr>
           <w:rFonts w:ascii="David" w:cs="David" w:eastAsia="David" w:hAnsi="David"/>
-          <w:sz w:val="24"/>
-          <w:szCs w:val="24"/>
+          <w:noProof/>
+          <w:sz w:val="24"/>
+          <w:szCs w:val="24"/>
+          <w:lang w:val="en-US" w:bidi="he-IL"/>
         </w:rPr>
         <w:t xml:space="preserve">(8), 681–714. https://doi.org/10.1080/074811899200731</w:t>
       </w:r>
@@ -1894,18 +2151,22 @@
           <w:rFonts w:ascii="David" w:cs="David" w:eastAsia="David" w:hAnsi="David"/>
           <w:b/>
           <w:bCs/>
-          <w:sz w:val="24"/>
-          <w:szCs w:val="24"/>
-          <w:rtl/>
+          <w:noProof/>
+          <w:sz w:val="24"/>
+          <w:szCs w:val="24"/>
+          <w:rtl/>
+          <w:lang w:val="en-US" w:bidi="he-IL"/>
         </w:rPr>
         <w:t xml:space="preserve">גישה: </w:t>
       </w:r>
       <w:r>
         <w:rPr>
           <w:rFonts w:ascii="David" w:cs="David" w:eastAsia="David" w:hAnsi="David"/>
-          <w:sz w:val="24"/>
-          <w:szCs w:val="24"/>
-          <w:rtl/>
+          <w:noProof/>
+          <w:sz w:val="24"/>
+          <w:szCs w:val="24"/>
+          <w:rtl/>
+          <w:lang w:val="en-US" w:bidi="he-IL"/>
         </w:rPr>
         <w:t xml:space="preserve">Taylor &amp; Francis דרך ספריית המכללה; רשומה במאגר CRIS של אוניברסיטת חיפה</w:t>
       </w:r>
@@ -1915,10 +2176,11 @@
         <w:spacing w:after="80" w:line="360"/>
         <w:jc w:val="left"/>
       </w:pPr>
-      <w:hyperlink w:history="1" r:id="rId9vxgksp2pbo-hgszpwyhc">
+      <w:hyperlink w:history="1" r:id="rIdrieqbznmzktgrqwok2jmw">
         <w:r>
           <w:rPr>
             <w:rFonts w:ascii="David" w:cs="David" w:eastAsia="David" w:hAnsi="David"/>
+            <w:noProof/>
             <w:color w:val="0563C1"/>
             <w:sz w:val="24"/>
             <w:szCs w:val="24"/>
@@ -1939,18 +2201,22 @@
           <w:rFonts w:ascii="David" w:cs="David" w:eastAsia="David" w:hAnsi="David"/>
           <w:b/>
           <w:bCs/>
-          <w:sz w:val="24"/>
-          <w:szCs w:val="24"/>
-          <w:rtl/>
+          <w:noProof/>
+          <w:sz w:val="24"/>
+          <w:szCs w:val="24"/>
+          <w:rtl/>
+          <w:lang w:val="en-US" w:bidi="he-IL"/>
         </w:rPr>
         <w:t xml:space="preserve">למה: </w:t>
       </w:r>
       <w:r>
         <w:rPr>
           <w:rFonts w:ascii="David" w:cs="David" w:eastAsia="David" w:hAnsi="David"/>
-          <w:sz w:val="24"/>
-          <w:szCs w:val="24"/>
-          <w:rtl/>
+          <w:noProof/>
+          <w:sz w:val="24"/>
+          <w:szCs w:val="24"/>
+          <w:rtl/>
+          <w:lang w:val="en-US" w:bidi="he-IL"/>
         </w:rPr>
         <w:t xml:space="preserve">המודל הדו-מסלולי של שכול – הבסיס התאורטי לפרק על אובדן.</w:t>
       </w:r>
@@ -1972,9 +2238,11 @@
           <w:rFonts w:ascii="David" w:cs="David" w:eastAsia="David" w:hAnsi="David"/>
           <w:b/>
           <w:bCs/>
+          <w:noProof/>
           <w:sz w:val="32"/>
           <w:szCs w:val="32"/>
           <w:rtl/>
+          <w:lang w:val="en-US" w:bidi="he-IL"/>
         </w:rPr>
         <w:t xml:space="preserve">ג. רשימת המקורות כפי שתופיע בעבודה (APA 7)</w:t>
       </w:r>
@@ -1988,9 +2256,11 @@
       <w:r>
         <w:rPr>
           <w:rFonts w:ascii="David" w:cs="David" w:eastAsia="David" w:hAnsi="David"/>
-          <w:sz w:val="24"/>
-          <w:szCs w:val="24"/>
-          <w:rtl/>
+          <w:noProof/>
+          <w:sz w:val="24"/>
+          <w:szCs w:val="24"/>
+          <w:rtl/>
+          <w:lang w:val="en-US" w:bidi="he-IL"/>
         </w:rPr>
         <w:t xml:space="preserve">שני הסיפורים ושישה המאמרים, לפי הכללים: מקורות בעברית לפי סדר אלף-בית ואחריהם מקורות באנגלית לפי סדר ה-ABC, ללא מספור, בהזחה תלויה. פריטים באנגלית מיושרים לשמאל.</w:t>
       </w:r>
@@ -2005,9 +2275,11 @@
       <w:r>
         <w:rPr>
           <w:rFonts w:ascii="David" w:cs="David" w:eastAsia="David" w:hAnsi="David"/>
-          <w:sz w:val="24"/>
-          <w:szCs w:val="24"/>
-          <w:rtl/>
+          <w:noProof/>
+          <w:sz w:val="24"/>
+          <w:szCs w:val="24"/>
+          <w:rtl/>
+          <w:lang w:val="en-US" w:bidi="he-IL"/>
         </w:rPr>
         <w:t xml:space="preserve">כהן, ד' (2015). בשני צירים שונים: תהליך האבל והתקשורת של הורים ואחים שכולים לאחר אבדן ילד בוגר. </w:t>
       </w:r>
@@ -2016,18 +2288,22 @@
           <w:rFonts w:ascii="David" w:cs="David" w:eastAsia="David" w:hAnsi="David"/>
           <w:i/>
           <w:iCs/>
-          <w:sz w:val="24"/>
-          <w:szCs w:val="24"/>
-          <w:rtl/>
+          <w:noProof/>
+          <w:sz w:val="24"/>
+          <w:szCs w:val="24"/>
+          <w:rtl/>
+          <w:lang w:val="en-US" w:bidi="he-IL"/>
         </w:rPr>
         <w:t xml:space="preserve">מפגש לעבודה חינוכית-סוציאלית</w:t>
       </w:r>
       <w:r>
         <w:rPr>
           <w:rFonts w:ascii="David" w:cs="David" w:eastAsia="David" w:hAnsi="David"/>
-          <w:sz w:val="24"/>
-          <w:szCs w:val="24"/>
-          <w:rtl/>
+          <w:noProof/>
+          <w:sz w:val="24"/>
+          <w:szCs w:val="24"/>
+          <w:rtl/>
+          <w:lang w:val="en-US" w:bidi="he-IL"/>
         </w:rPr>
         <w:t xml:space="preserve">, כג(41), 97-130.</w:t>
       </w:r>
@@ -2042,9 +2318,11 @@
       <w:r>
         <w:rPr>
           <w:rFonts w:ascii="David" w:cs="David" w:eastAsia="David" w:hAnsi="David"/>
-          <w:sz w:val="24"/>
-          <w:szCs w:val="24"/>
-          <w:rtl/>
+          <w:noProof/>
+          <w:sz w:val="24"/>
+          <w:szCs w:val="24"/>
+          <w:rtl/>
+          <w:lang w:val="en-US" w:bidi="he-IL"/>
         </w:rPr>
         <w:t xml:space="preserve">כצמן, ר' (2005). געגועים למיתוס: אישיות, אתיקה ואידיאולוגיה במיתופואסיס הפוסטמודרני של אתגר קרת. </w:t>
       </w:r>
@@ -2053,18 +2331,22 @@
           <w:rFonts w:ascii="David" w:cs="David" w:eastAsia="David" w:hAnsi="David"/>
           <w:i/>
           <w:iCs/>
-          <w:sz w:val="24"/>
-          <w:szCs w:val="24"/>
-          <w:rtl/>
+          <w:noProof/>
+          <w:sz w:val="24"/>
+          <w:szCs w:val="24"/>
+          <w:rtl/>
+          <w:lang w:val="en-US" w:bidi="he-IL"/>
         </w:rPr>
         <w:t xml:space="preserve">מכאן</w:t>
       </w:r>
       <w:r>
         <w:rPr>
           <w:rFonts w:ascii="David" w:cs="David" w:eastAsia="David" w:hAnsi="David"/>
-          <w:sz w:val="24"/>
-          <w:szCs w:val="24"/>
-          <w:rtl/>
+          <w:noProof/>
+          <w:sz w:val="24"/>
+          <w:szCs w:val="24"/>
+          <w:rtl/>
+          <w:lang w:val="en-US" w:bidi="he-IL"/>
         </w:rPr>
         <w:t xml:space="preserve">, ד, 20-41.</w:t>
       </w:r>
@@ -2079,9 +2361,11 @@
       <w:r>
         <w:rPr>
           <w:rFonts w:ascii="David" w:cs="David" w:eastAsia="David" w:hAnsi="David"/>
-          <w:sz w:val="24"/>
-          <w:szCs w:val="24"/>
-          <w:rtl/>
+          <w:noProof/>
+          <w:sz w:val="24"/>
+          <w:szCs w:val="24"/>
+          <w:rtl/>
+          <w:lang w:val="en-US" w:bidi="he-IL"/>
         </w:rPr>
         <w:t xml:space="preserve">קרת, א' (1994). האנשים החלולים. בתוך </w:t>
       </w:r>
@@ -2090,18 +2374,22 @@
           <w:rFonts w:ascii="David" w:cs="David" w:eastAsia="David" w:hAnsi="David"/>
           <w:i/>
           <w:iCs/>
-          <w:sz w:val="24"/>
-          <w:szCs w:val="24"/>
-          <w:rtl/>
+          <w:noProof/>
+          <w:sz w:val="24"/>
+          <w:szCs w:val="24"/>
+          <w:rtl/>
+          <w:lang w:val="en-US" w:bidi="he-IL"/>
         </w:rPr>
         <w:t xml:space="preserve">געגועי לקיסינג'ר</w:t>
       </w:r>
       <w:r>
         <w:rPr>
           <w:rFonts w:ascii="David" w:cs="David" w:eastAsia="David" w:hAnsi="David"/>
-          <w:sz w:val="24"/>
-          <w:szCs w:val="24"/>
-          <w:rtl/>
+          <w:noProof/>
+          <w:sz w:val="24"/>
+          <w:szCs w:val="24"/>
+          <w:rtl/>
+          <w:lang w:val="en-US" w:bidi="he-IL"/>
         </w:rPr>
         <w:t xml:space="preserve"> (עמ' 16-17). זמורה-ביתן.</w:t>
       </w:r>
@@ -2116,9 +2404,11 @@
       <w:r>
         <w:rPr>
           <w:rFonts w:ascii="David" w:cs="David" w:eastAsia="David" w:hAnsi="David"/>
-          <w:sz w:val="24"/>
-          <w:szCs w:val="24"/>
-          <w:rtl/>
+          <w:noProof/>
+          <w:sz w:val="24"/>
+          <w:szCs w:val="24"/>
+          <w:rtl/>
+          <w:lang w:val="en-US" w:bidi="he-IL"/>
         </w:rPr>
         <w:t xml:space="preserve">קרת, א' (2024). מי כמונו יודע. בתוך </w:t>
       </w:r>
@@ -2127,18 +2417,22 @@
           <w:rFonts w:ascii="David" w:cs="David" w:eastAsia="David" w:hAnsi="David"/>
           <w:i/>
           <w:iCs/>
-          <w:sz w:val="24"/>
-          <w:szCs w:val="24"/>
-          <w:rtl/>
+          <w:noProof/>
+          <w:sz w:val="24"/>
+          <w:szCs w:val="24"/>
+          <w:rtl/>
+          <w:lang w:val="en-US" w:bidi="he-IL"/>
         </w:rPr>
         <w:t xml:space="preserve">אוטוקורקט</w:t>
       </w:r>
       <w:r>
         <w:rPr>
           <w:rFonts w:ascii="David" w:cs="David" w:eastAsia="David" w:hAnsi="David"/>
-          <w:sz w:val="24"/>
-          <w:szCs w:val="24"/>
-          <w:rtl/>
+          <w:noProof/>
+          <w:sz w:val="24"/>
+          <w:szCs w:val="24"/>
+          <w:rtl/>
+          <w:lang w:val="en-US" w:bidi="he-IL"/>
         </w:rPr>
         <w:t xml:space="preserve"> (עמ' ___–___). כנרת, זמורה-ביתן, דביר.</w:t>
       </w:r>
@@ -2152,8 +2446,10 @@
       <w:r>
         <w:rPr>
           <w:rFonts w:ascii="David" w:cs="David" w:eastAsia="David" w:hAnsi="David"/>
-          <w:sz w:val="24"/>
-          <w:szCs w:val="24"/>
+          <w:noProof/>
+          <w:sz w:val="24"/>
+          <w:szCs w:val="24"/>
+          <w:lang w:val="en-US" w:bidi="he-IL"/>
         </w:rPr>
         <w:t xml:space="preserve">Abramovich, D. (2019). Israeli Holocaust memory in a short story by Etgar Keret. </w:t>
       </w:r>
@@ -2162,16 +2458,20 @@
           <w:rFonts w:ascii="David" w:cs="David" w:eastAsia="David" w:hAnsi="David"/>
           <w:i/>
           <w:iCs/>
-          <w:sz w:val="24"/>
-          <w:szCs w:val="24"/>
+          <w:noProof/>
+          <w:sz w:val="24"/>
+          <w:szCs w:val="24"/>
+          <w:lang w:val="en-US" w:bidi="he-IL"/>
         </w:rPr>
         <w:t xml:space="preserve">Australian Journal of Jewish Studies, 32</w:t>
       </w:r>
       <w:r>
         <w:rPr>
           <w:rFonts w:ascii="David" w:cs="David" w:eastAsia="David" w:hAnsi="David"/>
-          <w:sz w:val="24"/>
-          <w:szCs w:val="24"/>
+          <w:noProof/>
+          <w:sz w:val="24"/>
+          <w:szCs w:val="24"/>
+          <w:lang w:val="en-US" w:bidi="he-IL"/>
         </w:rPr>
         <w:t xml:space="preserve">, 21–33.</w:t>
       </w:r>
@@ -2185,8 +2485,10 @@
       <w:r>
         <w:rPr>
           <w:rFonts w:ascii="David" w:cs="David" w:eastAsia="David" w:hAnsi="David"/>
-          <w:sz w:val="24"/>
-          <w:szCs w:val="24"/>
+          <w:noProof/>
+          <w:sz w:val="24"/>
+          <w:szCs w:val="24"/>
+          <w:lang w:val="en-US" w:bidi="he-IL"/>
         </w:rPr>
         <w:t xml:space="preserve">Mendelson-Maoz, A. (2018). Keret's "living-dead" and the sacrifice of Israeli masculinity. </w:t>
       </w:r>
@@ -2195,16 +2497,20 @@
           <w:rFonts w:ascii="David" w:cs="David" w:eastAsia="David" w:hAnsi="David"/>
           <w:i/>
           <w:iCs/>
-          <w:sz w:val="24"/>
-          <w:szCs w:val="24"/>
+          <w:noProof/>
+          <w:sz w:val="24"/>
+          <w:szCs w:val="24"/>
+          <w:lang w:val="en-US" w:bidi="he-IL"/>
         </w:rPr>
         <w:t xml:space="preserve">BGU Review: A Journal of Israeli Culture</w:t>
       </w:r>
       <w:r>
         <w:rPr>
           <w:rFonts w:ascii="David" w:cs="David" w:eastAsia="David" w:hAnsi="David"/>
-          <w:sz w:val="24"/>
-          <w:szCs w:val="24"/>
+          <w:noProof/>
+          <w:sz w:val="24"/>
+          <w:szCs w:val="24"/>
+          <w:lang w:val="en-US" w:bidi="he-IL"/>
         </w:rPr>
         <w:t xml:space="preserve">, Winter 2018. https://in.bgu.ac.il/en/heksherim/BGU%20Review%202018/Adia-Mendelson-Maoz-BGUR.pdf</w:t>
       </w:r>
@@ -2218,8 +2524,10 @@
       <w:r>
         <w:rPr>
           <w:rFonts w:ascii="David" w:cs="David" w:eastAsia="David" w:hAnsi="David"/>
-          <w:sz w:val="24"/>
-          <w:szCs w:val="24"/>
+          <w:noProof/>
+          <w:sz w:val="24"/>
+          <w:szCs w:val="24"/>
+          <w:lang w:val="en-US" w:bidi="he-IL"/>
         </w:rPr>
         <w:t xml:space="preserve">Omer-Sherman, R. (2020). "To extract from it some sort of beautiful thing": The Holocaust in the families and fiction of Nava Semel and Etgar Keret. </w:t>
       </w:r>
@@ -2228,16 +2536,20 @@
           <w:rFonts w:ascii="David" w:cs="David" w:eastAsia="David" w:hAnsi="David"/>
           <w:i/>
           <w:iCs/>
-          <w:sz w:val="24"/>
-          <w:szCs w:val="24"/>
+          <w:noProof/>
+          <w:sz w:val="24"/>
+          <w:szCs w:val="24"/>
+          <w:lang w:val="en-US" w:bidi="he-IL"/>
         </w:rPr>
         <w:t xml:space="preserve">Humanities, 9</w:t>
       </w:r>
       <w:r>
         <w:rPr>
           <w:rFonts w:ascii="David" w:cs="David" w:eastAsia="David" w:hAnsi="David"/>
-          <w:sz w:val="24"/>
-          <w:szCs w:val="24"/>
+          <w:noProof/>
+          <w:sz w:val="24"/>
+          <w:szCs w:val="24"/>
+          <w:lang w:val="en-US" w:bidi="he-IL"/>
         </w:rPr>
         <w:t xml:space="preserve">(4), Article 137. https://doi.org/10.3390/h9040137</w:t>
       </w:r>
@@ -2251,8 +2563,10 @@
       <w:r>
         <w:rPr>
           <w:rFonts w:ascii="David" w:cs="David" w:eastAsia="David" w:hAnsi="David"/>
-          <w:sz w:val="24"/>
-          <w:szCs w:val="24"/>
+          <w:noProof/>
+          <w:sz w:val="24"/>
+          <w:szCs w:val="24"/>
+          <w:lang w:val="en-US" w:bidi="he-IL"/>
         </w:rPr>
         <w:t xml:space="preserve">Schwartz, Y. (2018). "A story or a bullet between the eyes": Etgar Keret: Repetitiveness, morality, and postmodernism. </w:t>
       </w:r>
@@ -2261,16 +2575,20 @@
           <w:rFonts w:ascii="David" w:cs="David" w:eastAsia="David" w:hAnsi="David"/>
           <w:i/>
           <w:iCs/>
-          <w:sz w:val="24"/>
-          <w:szCs w:val="24"/>
+          <w:noProof/>
+          <w:sz w:val="24"/>
+          <w:szCs w:val="24"/>
+          <w:lang w:val="en-US" w:bidi="he-IL"/>
         </w:rPr>
         <w:t xml:space="preserve">BGU Review: A Journal of Israeli Culture</w:t>
       </w:r>
       <w:r>
         <w:rPr>
           <w:rFonts w:ascii="David" w:cs="David" w:eastAsia="David" w:hAnsi="David"/>
-          <w:sz w:val="24"/>
-          <w:szCs w:val="24"/>
+          <w:noProof/>
+          <w:sz w:val="24"/>
+          <w:szCs w:val="24"/>
+          <w:lang w:val="en-US" w:bidi="he-IL"/>
         </w:rPr>
         <w:t xml:space="preserve">, Winter 2018, 1-24. (Original work published 2017 in Hebrew Studies, 58, 425-443)</w:t>
       </w:r>
@@ -2287,9 +2605,11 @@
           <w:rFonts w:ascii="David" w:cs="David" w:eastAsia="David" w:hAnsi="David"/>
           <w:b/>
           <w:bCs/>
+          <w:noProof/>
           <w:sz w:val="28"/>
           <w:szCs w:val="28"/>
           <w:rtl/>
+          <w:lang w:val="en-US" w:bidi="he-IL"/>
         </w:rPr>
         <w:t xml:space="preserve">איך לאזכר בגוף העבודה</w:t>
       </w:r>
@@ -2308,9 +2628,11 @@
       <w:r>
         <w:rPr>
           <w:rFonts w:ascii="David" w:cs="David" w:eastAsia="David" w:hAnsi="David"/>
-          <w:sz w:val="24"/>
-          <w:szCs w:val="24"/>
-          <w:rtl/>
+          <w:noProof/>
+          <w:sz w:val="24"/>
+          <w:szCs w:val="24"/>
+          <w:rtl/>
+          <w:lang w:val="en-US" w:bidi="he-IL"/>
         </w:rPr>
         <w:t xml:space="preserve">בסוגריים: (כצמן, 2005); (כהן, 2015); (Schwartz, 2018); (Omer-Sherman, 2020).</w:t>
       </w:r>
@@ -2329,9 +2651,11 @@
       <w:r>
         <w:rPr>
           <w:rFonts w:ascii="David" w:cs="David" w:eastAsia="David" w:hAnsi="David"/>
-          <w:sz w:val="24"/>
-          <w:szCs w:val="24"/>
-          <w:rtl/>
+          <w:noProof/>
+          <w:sz w:val="24"/>
+          <w:szCs w:val="24"/>
+          <w:rtl/>
+          <w:lang w:val="en-US" w:bidi="he-IL"/>
         </w:rPr>
         <w:t xml:space="preserve">בנראטיב: כצמן (2005) טוען כי...; מנדלסון-מעוז (Mendelson-Maoz, 2018) מראה ש...</w:t>
       </w:r>
@@ -2350,9 +2674,11 @@
       <w:r>
         <w:rPr>
           <w:rFonts w:ascii="David" w:cs="David" w:eastAsia="David" w:hAnsi="David"/>
-          <w:sz w:val="24"/>
-          <w:szCs w:val="24"/>
-          <w:rtl/>
+          <w:noProof/>
+          <w:sz w:val="24"/>
+          <w:szCs w:val="24"/>
+          <w:rtl/>
+          <w:lang w:val="en-US" w:bidi="he-IL"/>
         </w:rPr>
         <w:t xml:space="preserve">ציטוט ישיר מן הסיפור: "אין ממה לפחד, זה בסך הכול האנשים החלולים" (קרת, 1994, עמ' 16).</w:t>
       </w:r>
@@ -2585,9 +2911,11 @@
     <w:rPrDefault>
       <w:rPr>
         <w:rFonts w:ascii="David" w:cs="David" w:eastAsia="David" w:hAnsi="David"/>
+        <w:noProof/>
         <w:sz w:val="24"/>
         <w:szCs w:val="24"/>
         <w:rtl/>
+        <w:lang w:val="en-US" w:bidi="he-IL"/>
       </w:rPr>
     </w:rPrDefault>
     <w:pPrDefault>
